--- a/CST2550_Report.docx
+++ b/CST2550_Report.docx
@@ -114,7 +114,7 @@
         <w:rPr>
           <w:color w:val="2E75B6"/>
         </w:rPr>
-        <w:t>GitHub repository: https://github.com/pateldhvani0302-ops/CST2550-Coursework-</w:t>
+        <w:t>GitHub repository: https://github.com/pateldhvani0302-ops/CST2550-Coursework</w:t>
       </w:r>
     </w:p>
     <w:p>
@@ -154,15 +154,7 @@
         <w:spacing w:after="100" w:line="264" w:lineRule="auto"/>
       </w:pPr>
       <w:r>
-        <w:t>The system was built in C# .NET as a console application, using custom hand-written data structures for the core in-memory operations (rather than relying on built-in collection types such as List&lt;T&gt; or Dictionary&lt;</w:t>
-      </w:r>
-      <w:proofErr w:type="spellStart"/>
-      <w:r>
-        <w:t>TKey</w:t>
-      </w:r>
-      <w:proofErr w:type="spellEnd"/>
-      <w:r>
-        <w:t>, TValue&gt;), and Entity Framework Core with SQL Server for persistent storage. This report explains the design and justification of the chosen data structures and algorithms, analyses their time complexity with supporting pseudo-code, describes the testing approach used to validate the system, and reflects on the system's limitations and possible future improvements.</w:t>
+        <w:t>The system was built in C# .NET as a console application, using custom hand-written data structures for the core in-memory operations (rather than relying on built-in collection types such as List&lt;T&gt; or Dictionary&lt;TKey, TValue&gt;), and Entity Framework Core with SQL Server for persistent storage. This report explains the design and justification of the chosen data structures and algorithms, analyses their time complexity with supporting pseudo-code, describes the testing approach used to validate the system, and reflects on the system's limitations and possible future improvements.</w:t>
       </w:r>
     </w:p>
     <w:p>
@@ -190,47 +182,7 @@
         <w:spacing w:after="100" w:line="264" w:lineRule="auto"/>
       </w:pPr>
       <w:r>
-        <w:t>The system separates algorithmic in-memory data structures from persistent storage. On start-up, each repository (</w:t>
-      </w:r>
-      <w:proofErr w:type="spellStart"/>
-      <w:r>
-        <w:t>ProductRepository</w:t>
-      </w:r>
-      <w:proofErr w:type="spellEnd"/>
-      <w:r>
-        <w:t xml:space="preserve">, </w:t>
-      </w:r>
-      <w:proofErr w:type="spellStart"/>
-      <w:r>
-        <w:t>SupplierRepository</w:t>
-      </w:r>
-      <w:proofErr w:type="spellEnd"/>
-      <w:r>
-        <w:t xml:space="preserve">, </w:t>
-      </w:r>
-      <w:proofErr w:type="spellStart"/>
-      <w:r>
-        <w:t>CategoryRepository</w:t>
-      </w:r>
-      <w:proofErr w:type="spellEnd"/>
-      <w:r>
-        <w:t xml:space="preserve">, </w:t>
-      </w:r>
-      <w:proofErr w:type="spellStart"/>
-      <w:r>
-        <w:t>StockRepository</w:t>
-      </w:r>
-      <w:proofErr w:type="spellEnd"/>
-      <w:r>
-        <w:t xml:space="preserve">, </w:t>
-      </w:r>
-      <w:proofErr w:type="spellStart"/>
-      <w:r>
-        <w:t>SalesRepository</w:t>
-      </w:r>
-      <w:proofErr w:type="spellEnd"/>
-      <w:r>
-        <w:t>) loads all relevant rows from the SQL Server database into custom in-memory structures. From that point on, fast operations such as searching are performed against the in-memory structures, while every change (add, update, remove) is written through to the database immediately via Entity Framework Core, so that data is never lost between runs. This hybrid design satisfies the coursework's requirement for a custom data structure while still meeting the requirement for persistence through a relational database.</w:t>
+        <w:t>The system separates algorithmic in-memory data structures from persistent storage. On start-up, each repository (ProductRepository, SupplierRepository, CategoryRepository, StockRepository, SalesRepository) loads all relevant rows from the SQL Server database into custom in-memory structures. From that point on, fast operations such as searching are performed against the in-memory structures, while every change (add, update, remove) is written through to the database immediately via Entity Framework Core, so that data is never lost between runs. This hybrid design satisfies the coursework's requirement for a custom data structure while still meeting the requirement for persistence through a relational database.</w:t>
       </w:r>
     </w:p>
     <w:p>
@@ -247,21 +199,32 @@
       <w:pPr>
         <w:spacing w:after="80"/>
       </w:pPr>
-      <w:proofErr w:type="spellStart"/>
       <w:r>
         <w:rPr>
           <w:b/>
           <w:bCs/>
         </w:rPr>
-        <w:t>DynamicArray</w:t>
-      </w:r>
-      <w:proofErr w:type="spellEnd"/>
+        <w:t>DynamicArray&lt;T&gt;</w:t>
+      </w:r>
+    </w:p>
+    <w:p>
+      <w:pPr>
+        <w:spacing w:after="100" w:line="264" w:lineRule="auto"/>
+      </w:pPr>
+      <w:r>
+        <w:t>A hand-written resizable array, used as the master list for products, suppliers and categories, and as the append-only log for stock movements (restocks, sales, adjustments). A plain array with manual doubling was chosen over a linked list because products are far more often read in bulk (for listings and reports) than removed from the middle of the collection, and a contiguous array gives better cache locality and O(1) indexed access, at the cost of an occasional O(n) resize, which is amortised to O(1) per insertion overall.</w:t>
+      </w:r>
+    </w:p>
+    <w:p>
+      <w:pPr>
+        <w:spacing w:after="80"/>
+      </w:pPr>
       <w:r>
         <w:rPr>
           <w:b/>
           <w:bCs/>
         </w:rPr>
-        <w:t>&lt;T&gt;</w:t>
+        <w:t>HashTable&lt;TKey, TValue&gt; (separate chaining)</w:t>
       </w:r>
     </w:p>
     <w:p>
@@ -269,60 +232,20 @@
         <w:spacing w:after="100" w:line="264" w:lineRule="auto"/>
       </w:pPr>
       <w:r>
-        <w:t xml:space="preserve">A hand-written resizable array, used as the master list for products, suppliers and categories, and as the append-only log for stock movements (restocks, sales, adjustments). A plain array with manual doubling was chosen over a linked list because products are far more often read in bulk (for listings and reports) than removed from the middle of the collection, and a contiguous array gives better cache locality and </w:t>
-      </w:r>
-      <w:proofErr w:type="gramStart"/>
-      <w:r>
-        <w:t>O(</w:t>
-      </w:r>
-      <w:proofErr w:type="gramEnd"/>
-      <w:r>
-        <w:t xml:space="preserve">1) indexed access, at the cost of an occasional O(n) resize, which is amortised to </w:t>
-      </w:r>
-      <w:proofErr w:type="gramStart"/>
-      <w:r>
-        <w:t>O(</w:t>
-      </w:r>
-      <w:proofErr w:type="gramEnd"/>
-      <w:r>
-        <w:t>1) per insertion overall.</w:t>
+        <w:lastRenderedPageBreak/>
+        <w:t>Implemented with separate chaining (an array of linked-list buckets) and automatic resizing once the load factor exceeds 0.75. This structure is used for barcode lookup and supplier-ID lookup – the two operations a till operator or stock clerk performs most frequently, where average O(1) performance matters most. Separate chaining was chosen over open addressing because it is simpler to implement correctly, degrades more gracefully under high load, and does not require a special ‘deleted’ marker when removing entries, which simplified the Remove() implementation.</w:t>
       </w:r>
     </w:p>
     <w:p>
       <w:pPr>
         <w:spacing w:after="80"/>
       </w:pPr>
-      <w:proofErr w:type="spellStart"/>
       <w:r>
         <w:rPr>
           <w:b/>
           <w:bCs/>
         </w:rPr>
-        <w:t>HashTable</w:t>
-      </w:r>
-      <w:proofErr w:type="spellEnd"/>
-      <w:r>
-        <w:rPr>
-          <w:b/>
-          <w:bCs/>
-        </w:rPr>
-        <w:t>&lt;</w:t>
-      </w:r>
-      <w:proofErr w:type="spellStart"/>
-      <w:r>
-        <w:rPr>
-          <w:b/>
-          <w:bCs/>
-        </w:rPr>
-        <w:t>TKey</w:t>
-      </w:r>
-      <w:proofErr w:type="spellEnd"/>
-      <w:r>
-        <w:rPr>
-          <w:b/>
-          <w:bCs/>
-        </w:rPr>
-        <w:t>, TValue&gt; (separate chaining)</w:t>
+        <w:t>BinarySearchTree&lt;TKey, TValue&gt;</w:t>
       </w:r>
     </w:p>
     <w:p>
@@ -330,119 +253,25 @@
         <w:spacing w:after="100" w:line="264" w:lineRule="auto"/>
       </w:pPr>
       <w:r>
-        <w:lastRenderedPageBreak/>
-        <w:t xml:space="preserve">Implemented with separate chaining (an array of linked-list buckets) and automatic resizing once the load factor exceeds 0.75. This structure is used for barcode lookup and supplier-ID lookup – the two operations a till operator or stock clerk performs most frequently, where average </w:t>
-      </w:r>
-      <w:proofErr w:type="gramStart"/>
-      <w:r>
-        <w:t>O(</w:t>
-      </w:r>
-      <w:proofErr w:type="gramEnd"/>
-      <w:r>
-        <w:t xml:space="preserve">1) performance matters most. Separate chaining was chosen over open addressing because it is simpler to implement correctly, degrades more gracefully under high load, and does not require a special ‘deleted’ marker when removing entries, which simplified the </w:t>
-      </w:r>
-      <w:proofErr w:type="gramStart"/>
-      <w:r>
-        <w:t>Remove(</w:t>
-      </w:r>
-      <w:proofErr w:type="gramEnd"/>
-      <w:r>
-        <w:t>) implementation.</w:t>
-      </w:r>
-    </w:p>
-    <w:p>
-      <w:pPr>
-        <w:spacing w:after="80"/>
-      </w:pPr>
-      <w:proofErr w:type="spellStart"/>
-      <w:r>
-        <w:rPr>
-          <w:b/>
-          <w:bCs/>
-        </w:rPr>
-        <w:t>BinarySearchTree</w:t>
-      </w:r>
-      <w:proofErr w:type="spellEnd"/>
-      <w:r>
-        <w:rPr>
-          <w:b/>
-          <w:bCs/>
-        </w:rPr>
-        <w:t>&lt;</w:t>
-      </w:r>
-      <w:proofErr w:type="spellStart"/>
-      <w:r>
-        <w:rPr>
-          <w:b/>
-          <w:bCs/>
-        </w:rPr>
-        <w:t>TKey</w:t>
-      </w:r>
-      <w:proofErr w:type="spellEnd"/>
-      <w:r>
-        <w:rPr>
-          <w:b/>
-          <w:bCs/>
-        </w:rPr>
-        <w:t>, TValue&gt;</w:t>
-      </w:r>
+        <w:t>An unbalanced binary search tree keyed by product title, supporting exact-match lookup, prefix search, and full in-order (alphabetical) traversal for listings and reports. A BST was chosen over a self-balancing tree (such as an AVL or Red-Black tree) because it gives the required average-case O(log n) search while remaining straightforward to implement and explain within the scope of this coursework; the trade-off is a worst-case O(n) lookup if products happen to be inserted in already-sorted order, which is discussed further in the Conclusion.</w:t>
+      </w:r>
+    </w:p>
+    <w:p>
+      <w:pPr>
+        <w:pStyle w:val="Heading2"/>
+      </w:pPr>
+      <w:bookmarkStart w:id="4" w:name="_Toc233918915"/>
+      <w:r>
+        <w:t>2.3 Search algorithms</w:t>
+      </w:r>
+      <w:bookmarkEnd w:id="4"/>
     </w:p>
     <w:p>
       <w:pPr>
         <w:spacing w:after="100" w:line="264" w:lineRule="auto"/>
       </w:pPr>
       <w:r>
-        <w:t xml:space="preserve">An unbalanced binary search tree keyed by product title, supporting exact-match lookup, prefix search, and full in-order (alphabetical) traversal for listings and reports. A BST was chosen over a self-balancing tree (such as an AVL or Red-Black tree) because it gives the required average-case </w:t>
-      </w:r>
-      <w:proofErr w:type="gramStart"/>
-      <w:r>
-        <w:t>O(</w:t>
-      </w:r>
-      <w:proofErr w:type="gramEnd"/>
-      <w:r>
-        <w:t>log n) search while remaining straightforward to implement and explain within the scope of this coursework; the trade-off is a worst-case O(n) lookup if products happen to be inserted in already-sorted order, which is discussed further in the Conclusion.</w:t>
-      </w:r>
-    </w:p>
-    <w:p>
-      <w:pPr>
-        <w:pStyle w:val="Heading2"/>
-      </w:pPr>
-      <w:bookmarkStart w:id="4" w:name="_Toc233918915"/>
-      <w:r>
-        <w:t>2.3 Search algorithms</w:t>
-      </w:r>
-      <w:bookmarkEnd w:id="4"/>
-    </w:p>
-    <w:p>
-      <w:pPr>
-        <w:spacing w:after="100" w:line="264" w:lineRule="auto"/>
-      </w:pPr>
-      <w:r>
-        <w:t xml:space="preserve">In addition to the </w:t>
-      </w:r>
-      <w:proofErr w:type="spellStart"/>
-      <w:r>
-        <w:t>HashTable</w:t>
-      </w:r>
-      <w:proofErr w:type="spellEnd"/>
-      <w:r>
-        <w:t xml:space="preserve"> and </w:t>
-      </w:r>
-      <w:proofErr w:type="spellStart"/>
-      <w:r>
-        <w:t>BinarySearchTree</w:t>
-      </w:r>
-      <w:proofErr w:type="spellEnd"/>
-      <w:r>
-        <w:t xml:space="preserve"> lookups built into the repositories, the system implements two further, deliberately distinct, textbook search algorithms in </w:t>
-      </w:r>
-      <w:proofErr w:type="spellStart"/>
-      <w:r>
-        <w:t>SearchAlgorithms.cs</w:t>
-      </w:r>
-      <w:proofErr w:type="spellEnd"/>
-      <w:r>
-        <w:t>, to satisfy the requirement for “at least two different search algorithms” with a clear basis for comparison in this report:</w:t>
+        <w:t>In addition to the HashTable and BinarySearchTree lookups built into the repositories, the system implements two further, deliberately distinct, textbook search algorithms in SearchAlgorithms.cs, to satisfy the requirement for “at least two different search algorithms” with a clear basis for comparison in this report:</w:t>
       </w:r>
     </w:p>
     <w:p>
@@ -455,15 +284,7 @@
         <w:spacing w:after="60"/>
       </w:pPr>
       <w:r>
-        <w:t xml:space="preserve">Binary search on a sorted array (by product title) – </w:t>
-      </w:r>
-      <w:proofErr w:type="gramStart"/>
-      <w:r>
-        <w:t>O(</w:t>
-      </w:r>
-      <w:proofErr w:type="gramEnd"/>
-      <w:r>
-        <w:t>log n), requires the array to be sorted first.</w:t>
+        <w:t>Binary search on a sorted array (by product title) – O(log n), requires the array to be sorted first.</w:t>
       </w:r>
     </w:p>
     <w:p>
@@ -484,15 +305,7 @@
         <w:spacing w:after="100" w:line="264" w:lineRule="auto"/>
       </w:pPr>
       <w:r>
-        <w:t>Providing both an index-based lookup (</w:t>
-      </w:r>
-      <w:proofErr w:type="spellStart"/>
-      <w:r>
-        <w:t>HashTable</w:t>
-      </w:r>
-      <w:proofErr w:type="spellEnd"/>
-      <w:r>
-        <w:t xml:space="preserve"> / BST) and classic array-based algorithms (binary search / linear search) allows a direct comparison of approaches for the same problem, which is explored further in Section 3.</w:t>
+        <w:t>Providing both an index-based lookup (HashTable / BST) and classic array-based algorithms (binary search / linear search) allows a direct comparison of approaches for the same problem, which is explored further in Section 3.</w:t>
       </w:r>
     </w:p>
     <w:p>
@@ -510,39 +323,7 @@
         <w:spacing w:after="100" w:line="264" w:lineRule="auto"/>
       </w:pPr>
       <w:r>
-        <w:t xml:space="preserve">SQL Server with Entity Framework Core was used for persistence. The schema consists of six tables: Categories, Suppliers, Products, </w:t>
-      </w:r>
-      <w:proofErr w:type="spellStart"/>
-      <w:r>
-        <w:t>StockRecords</w:t>
-      </w:r>
-      <w:proofErr w:type="spellEnd"/>
-      <w:r>
-        <w:t xml:space="preserve"> (an append-only movement log recording every restock, sale and manual adjustment, rather than a single mutable ‘current stock’ row – chosen so that a full audit trail of stock changes is preserved for reporting and accountability), Sales and </w:t>
-      </w:r>
-      <w:proofErr w:type="spellStart"/>
-      <w:r>
-        <w:t>SaleItems</w:t>
-      </w:r>
-      <w:proofErr w:type="spellEnd"/>
-      <w:r>
-        <w:t xml:space="preserve">. Foreign keys enforce referential integrity (for example, a product cannot reference a non-existent category or supplier), and a unique constraint on the </w:t>
-      </w:r>
-      <w:proofErr w:type="spellStart"/>
-      <w:r>
-        <w:t>Products.Barcode</w:t>
-      </w:r>
-      <w:proofErr w:type="spellEnd"/>
-      <w:r>
-        <w:t xml:space="preserve"> column enforces barcode uniqueness at the database level as well as in application code. Entity Framework Core was chosen over raw ADO.NET because it removes large amounts of repetitive mapping code while still allowing fine-grained control of the schema through Fluent API configuration in </w:t>
-      </w:r>
-      <w:proofErr w:type="spellStart"/>
-      <w:r>
-        <w:t>SupermarketContext.OnModelCreating</w:t>
-      </w:r>
-      <w:proofErr w:type="spellEnd"/>
-      <w:r>
-        <w:t>.</w:t>
+        <w:t>SQL Server with Entity Framework Core was used for persistence. The schema consists of six tables: Categories, Suppliers, Products, StockRecords (an append-only movement log recording every restock, sale and manual adjustment, rather than a single mutable ‘current stock’ row – chosen so that a full audit trail of stock changes is preserved for reporting and accountability), Sales and SaleItems. Foreign keys enforce referential integrity (for example, a product cannot reference a non-existent category or supplier), and a unique constraint on the Products.Barcode column enforces barcode uniqueness at the database level as well as in application code. Entity Framework Core was chosen over raw ADO.NET because it removes large amounts of repetitive mapping code while still allowing fine-grained control of the schema through Fluent API configuration in SupermarketContext.OnModelCreating.</w:t>
       </w:r>
     </w:p>
     <w:p>
@@ -579,15 +360,7 @@
       </w:pPr>
       <w:r>
         <w:lastRenderedPageBreak/>
-        <w:t xml:space="preserve">Adding a </w:t>
-      </w:r>
-      <w:proofErr w:type="gramStart"/>
-      <w:r>
-        <w:t>product writes</w:t>
-      </w:r>
-      <w:proofErr w:type="gramEnd"/>
-      <w:r>
-        <w:t xml:space="preserve"> to the database and updates all three in-memory indexes:</w:t>
+        <w:t>Adding a product writes to the database and updates all three in-memory indexes:</w:t>
       </w:r>
     </w:p>
     <w:p>
@@ -602,77 +375,21 @@
           <w:sz w:val="18"/>
           <w:szCs w:val="18"/>
         </w:rPr>
-        <w:t xml:space="preserve">function </w:t>
-      </w:r>
-      <w:proofErr w:type="spellStart"/>
-      <w:r>
-        <w:rPr>
-          <w:rFonts w:ascii="Consolas" w:eastAsia="Consolas" w:hAnsi="Consolas" w:cs="Consolas"/>
-          <w:sz w:val="18"/>
-          <w:szCs w:val="18"/>
-        </w:rPr>
-        <w:t>AddProduct</w:t>
-      </w:r>
-      <w:proofErr w:type="spellEnd"/>
-      <w:r>
-        <w:rPr>
-          <w:rFonts w:ascii="Consolas" w:eastAsia="Consolas" w:hAnsi="Consolas" w:cs="Consolas"/>
-          <w:sz w:val="18"/>
-          <w:szCs w:val="18"/>
-        </w:rPr>
-        <w:t>(product):</w:t>
-      </w:r>
-    </w:p>
-    <w:p>
-      <w:pPr>
-        <w:shd w:val="clear" w:color="auto" w:fill="F2F2F2"/>
-        <w:ind w:left="200"/>
-      </w:pPr>
-      <w:r>
-        <w:rPr>
-          <w:rFonts w:ascii="Consolas" w:eastAsia="Consolas" w:hAnsi="Consolas" w:cs="Consolas"/>
-          <w:sz w:val="18"/>
-          <w:szCs w:val="18"/>
-        </w:rPr>
-        <w:t xml:space="preserve">    if </w:t>
-      </w:r>
-      <w:proofErr w:type="spellStart"/>
-      <w:r>
-        <w:rPr>
-          <w:rFonts w:ascii="Consolas" w:eastAsia="Consolas" w:hAnsi="Consolas" w:cs="Consolas"/>
-          <w:sz w:val="18"/>
-          <w:szCs w:val="18"/>
-        </w:rPr>
-        <w:t>HashTable.ContainsKey</w:t>
-      </w:r>
-      <w:proofErr w:type="spellEnd"/>
-      <w:r>
-        <w:rPr>
-          <w:rFonts w:ascii="Consolas" w:eastAsia="Consolas" w:hAnsi="Consolas" w:cs="Consolas"/>
-          <w:sz w:val="18"/>
-          <w:szCs w:val="18"/>
-        </w:rPr>
-        <w:t>(</w:t>
-      </w:r>
-      <w:proofErr w:type="spellStart"/>
-      <w:proofErr w:type="gramStart"/>
-      <w:r>
-        <w:rPr>
-          <w:rFonts w:ascii="Consolas" w:eastAsia="Consolas" w:hAnsi="Consolas" w:cs="Consolas"/>
-          <w:sz w:val="18"/>
-          <w:szCs w:val="18"/>
-        </w:rPr>
-        <w:t>product.barcode</w:t>
-      </w:r>
-      <w:proofErr w:type="spellEnd"/>
-      <w:proofErr w:type="gramEnd"/>
-      <w:r>
-        <w:rPr>
-          <w:rFonts w:ascii="Consolas" w:eastAsia="Consolas" w:hAnsi="Consolas" w:cs="Consolas"/>
-          <w:sz w:val="18"/>
-          <w:szCs w:val="18"/>
-        </w:rPr>
-        <w:t>):</w:t>
+        <w:t>function AddProduct(product):</w:t>
+      </w:r>
+    </w:p>
+    <w:p>
+      <w:pPr>
+        <w:shd w:val="clear" w:color="auto" w:fill="F2F2F2"/>
+        <w:ind w:left="200"/>
+      </w:pPr>
+      <w:r>
+        <w:rPr>
+          <w:rFonts w:ascii="Consolas" w:eastAsia="Consolas" w:hAnsi="Consolas" w:cs="Consolas"/>
+          <w:sz w:val="18"/>
+          <w:szCs w:val="18"/>
+        </w:rPr>
+        <w:t xml:space="preserve">    if HashTable.ContainsKey(product.barcode):</w:t>
       </w:r>
     </w:p>
     <w:p>
@@ -700,217 +417,35 @@
           <w:sz w:val="18"/>
           <w:szCs w:val="18"/>
         </w:rPr>
-        <w:t xml:space="preserve">    </w:t>
-      </w:r>
-      <w:proofErr w:type="spellStart"/>
-      <w:r>
-        <w:rPr>
-          <w:rFonts w:ascii="Consolas" w:eastAsia="Consolas" w:hAnsi="Consolas" w:cs="Consolas"/>
-          <w:sz w:val="18"/>
-          <w:szCs w:val="18"/>
-        </w:rPr>
-        <w:t>Database.Insert</w:t>
-      </w:r>
-      <w:proofErr w:type="spellEnd"/>
-      <w:r>
-        <w:rPr>
-          <w:rFonts w:ascii="Consolas" w:eastAsia="Consolas" w:hAnsi="Consolas" w:cs="Consolas"/>
-          <w:sz w:val="18"/>
-          <w:szCs w:val="18"/>
-        </w:rPr>
-        <w:t>(</w:t>
-      </w:r>
-      <w:proofErr w:type="gramStart"/>
-      <w:r>
-        <w:rPr>
-          <w:rFonts w:ascii="Consolas" w:eastAsia="Consolas" w:hAnsi="Consolas" w:cs="Consolas"/>
-          <w:sz w:val="18"/>
-          <w:szCs w:val="18"/>
-        </w:rPr>
-        <w:t xml:space="preserve">product)   </w:t>
-      </w:r>
-      <w:proofErr w:type="gramEnd"/>
-      <w:r>
-        <w:rPr>
-          <w:rFonts w:ascii="Consolas" w:eastAsia="Consolas" w:hAnsi="Consolas" w:cs="Consolas"/>
-          <w:sz w:val="18"/>
-          <w:szCs w:val="18"/>
-        </w:rPr>
-        <w:t xml:space="preserve">                     // </w:t>
-      </w:r>
-      <w:proofErr w:type="gramStart"/>
-      <w:r>
-        <w:rPr>
-          <w:rFonts w:ascii="Consolas" w:eastAsia="Consolas" w:hAnsi="Consolas" w:cs="Consolas"/>
-          <w:sz w:val="18"/>
-          <w:szCs w:val="18"/>
-        </w:rPr>
-        <w:t>O(</w:t>
-      </w:r>
-      <w:proofErr w:type="gramEnd"/>
-      <w:r>
-        <w:rPr>
-          <w:rFonts w:ascii="Consolas" w:eastAsia="Consolas" w:hAnsi="Consolas" w:cs="Consolas"/>
-          <w:sz w:val="18"/>
-          <w:szCs w:val="18"/>
-        </w:rPr>
-        <w:t>1) write</w:t>
-      </w:r>
-    </w:p>
-    <w:p>
-      <w:pPr>
-        <w:shd w:val="clear" w:color="auto" w:fill="F2F2F2"/>
-        <w:ind w:left="200"/>
-      </w:pPr>
-      <w:r>
-        <w:rPr>
-          <w:rFonts w:ascii="Consolas" w:eastAsia="Consolas" w:hAnsi="Consolas" w:cs="Consolas"/>
-          <w:sz w:val="18"/>
-          <w:szCs w:val="18"/>
-        </w:rPr>
-        <w:t xml:space="preserve">    </w:t>
-      </w:r>
-      <w:proofErr w:type="spellStart"/>
-      <w:r>
-        <w:rPr>
-          <w:rFonts w:ascii="Consolas" w:eastAsia="Consolas" w:hAnsi="Consolas" w:cs="Consolas"/>
-          <w:sz w:val="18"/>
-          <w:szCs w:val="18"/>
-        </w:rPr>
-        <w:t>DynamicArray.Add</w:t>
-      </w:r>
-      <w:proofErr w:type="spellEnd"/>
-      <w:r>
-        <w:rPr>
-          <w:rFonts w:ascii="Consolas" w:eastAsia="Consolas" w:hAnsi="Consolas" w:cs="Consolas"/>
-          <w:sz w:val="18"/>
-          <w:szCs w:val="18"/>
-        </w:rPr>
-        <w:t>(</w:t>
-      </w:r>
-      <w:proofErr w:type="gramStart"/>
-      <w:r>
-        <w:rPr>
-          <w:rFonts w:ascii="Consolas" w:eastAsia="Consolas" w:hAnsi="Consolas" w:cs="Consolas"/>
-          <w:sz w:val="18"/>
-          <w:szCs w:val="18"/>
-        </w:rPr>
-        <w:t xml:space="preserve">product)   </w:t>
-      </w:r>
-      <w:proofErr w:type="gramEnd"/>
-      <w:r>
-        <w:rPr>
-          <w:rFonts w:ascii="Consolas" w:eastAsia="Consolas" w:hAnsi="Consolas" w:cs="Consolas"/>
-          <w:sz w:val="18"/>
-          <w:szCs w:val="18"/>
-        </w:rPr>
-        <w:t xml:space="preserve">                    // </w:t>
-      </w:r>
-      <w:proofErr w:type="gramStart"/>
-      <w:r>
-        <w:rPr>
-          <w:rFonts w:ascii="Consolas" w:eastAsia="Consolas" w:hAnsi="Consolas" w:cs="Consolas"/>
-          <w:sz w:val="18"/>
-          <w:szCs w:val="18"/>
-        </w:rPr>
-        <w:t>O(</w:t>
-      </w:r>
-      <w:proofErr w:type="gramEnd"/>
-      <w:r>
-        <w:rPr>
-          <w:rFonts w:ascii="Consolas" w:eastAsia="Consolas" w:hAnsi="Consolas" w:cs="Consolas"/>
-          <w:sz w:val="18"/>
-          <w:szCs w:val="18"/>
-        </w:rPr>
-        <w:t>1) amortised</w:t>
-      </w:r>
-    </w:p>
-    <w:p>
-      <w:pPr>
-        <w:shd w:val="clear" w:color="auto" w:fill="F2F2F2"/>
-        <w:ind w:left="200"/>
-      </w:pPr>
-      <w:r>
-        <w:rPr>
-          <w:rFonts w:ascii="Consolas" w:eastAsia="Consolas" w:hAnsi="Consolas" w:cs="Consolas"/>
-          <w:sz w:val="18"/>
-          <w:szCs w:val="18"/>
-        </w:rPr>
-        <w:t xml:space="preserve">    </w:t>
-      </w:r>
-      <w:proofErr w:type="spellStart"/>
-      <w:r>
-        <w:rPr>
-          <w:rFonts w:ascii="Consolas" w:eastAsia="Consolas" w:hAnsi="Consolas" w:cs="Consolas"/>
-          <w:sz w:val="18"/>
-          <w:szCs w:val="18"/>
-        </w:rPr>
-        <w:t>HashTable.Add</w:t>
-      </w:r>
-      <w:proofErr w:type="spellEnd"/>
-      <w:r>
-        <w:rPr>
-          <w:rFonts w:ascii="Consolas" w:eastAsia="Consolas" w:hAnsi="Consolas" w:cs="Consolas"/>
-          <w:sz w:val="18"/>
-          <w:szCs w:val="18"/>
-        </w:rPr>
-        <w:t>(</w:t>
-      </w:r>
-      <w:proofErr w:type="spellStart"/>
-      <w:proofErr w:type="gramStart"/>
-      <w:r>
-        <w:rPr>
-          <w:rFonts w:ascii="Consolas" w:eastAsia="Consolas" w:hAnsi="Consolas" w:cs="Consolas"/>
-          <w:sz w:val="18"/>
-          <w:szCs w:val="18"/>
-        </w:rPr>
-        <w:t>product.barcode</w:t>
-      </w:r>
-      <w:proofErr w:type="spellEnd"/>
-      <w:proofErr w:type="gramEnd"/>
-      <w:r>
-        <w:rPr>
-          <w:rFonts w:ascii="Consolas" w:eastAsia="Consolas" w:hAnsi="Consolas" w:cs="Consolas"/>
-          <w:sz w:val="18"/>
-          <w:szCs w:val="18"/>
-        </w:rPr>
-        <w:t xml:space="preserve">, </w:t>
-      </w:r>
-      <w:proofErr w:type="gramStart"/>
-      <w:r>
-        <w:rPr>
-          <w:rFonts w:ascii="Consolas" w:eastAsia="Consolas" w:hAnsi="Consolas" w:cs="Consolas"/>
-          <w:sz w:val="18"/>
-          <w:szCs w:val="18"/>
-        </w:rPr>
-        <w:t xml:space="preserve">product)   </w:t>
-      </w:r>
-      <w:proofErr w:type="gramEnd"/>
-      <w:r>
-        <w:rPr>
-          <w:rFonts w:ascii="Consolas" w:eastAsia="Consolas" w:hAnsi="Consolas" w:cs="Consolas"/>
-          <w:sz w:val="18"/>
-          <w:szCs w:val="18"/>
-        </w:rPr>
-        <w:t xml:space="preserve">       // </w:t>
-      </w:r>
-      <w:proofErr w:type="gramStart"/>
-      <w:r>
-        <w:rPr>
-          <w:rFonts w:ascii="Consolas" w:eastAsia="Consolas" w:hAnsi="Consolas" w:cs="Consolas"/>
-          <w:sz w:val="18"/>
-          <w:szCs w:val="18"/>
-        </w:rPr>
-        <w:t>O(</w:t>
-      </w:r>
-      <w:proofErr w:type="gramEnd"/>
-      <w:r>
-        <w:rPr>
-          <w:rFonts w:ascii="Consolas" w:eastAsia="Consolas" w:hAnsi="Consolas" w:cs="Consolas"/>
-          <w:sz w:val="18"/>
-          <w:szCs w:val="18"/>
-        </w:rPr>
-        <w:t>1) average</w:t>
+        <w:t xml:space="preserve">    Database.Insert(product)                        // O(1) write</w:t>
+      </w:r>
+    </w:p>
+    <w:p>
+      <w:pPr>
+        <w:shd w:val="clear" w:color="auto" w:fill="F2F2F2"/>
+        <w:ind w:left="200"/>
+      </w:pPr>
+      <w:r>
+        <w:rPr>
+          <w:rFonts w:ascii="Consolas" w:eastAsia="Consolas" w:hAnsi="Consolas" w:cs="Consolas"/>
+          <w:sz w:val="18"/>
+          <w:szCs w:val="18"/>
+        </w:rPr>
+        <w:t xml:space="preserve">    DynamicArray.Add(product)                       // O(1) amortised</w:t>
+      </w:r>
+    </w:p>
+    <w:p>
+      <w:pPr>
+        <w:shd w:val="clear" w:color="auto" w:fill="F2F2F2"/>
+        <w:ind w:left="200"/>
+      </w:pPr>
+      <w:r>
+        <w:rPr>
+          <w:rFonts w:ascii="Consolas" w:eastAsia="Consolas" w:hAnsi="Consolas" w:cs="Consolas"/>
+          <w:sz w:val="18"/>
+          <w:szCs w:val="18"/>
+        </w:rPr>
+        <w:t xml:space="preserve">    HashTable.Add(product.barcode, product)          // O(1) average</w:t>
       </w:r>
     </w:p>
     <w:p>
@@ -925,81 +460,7 @@
           <w:sz w:val="18"/>
           <w:szCs w:val="18"/>
         </w:rPr>
-        <w:t xml:space="preserve">    </w:t>
-      </w:r>
-      <w:proofErr w:type="spellStart"/>
-      <w:r>
-        <w:rPr>
-          <w:rFonts w:ascii="Consolas" w:eastAsia="Consolas" w:hAnsi="Consolas" w:cs="Consolas"/>
-          <w:sz w:val="18"/>
-          <w:szCs w:val="18"/>
-        </w:rPr>
-        <w:t>BinarySearchTree.Insert</w:t>
-      </w:r>
-      <w:proofErr w:type="spellEnd"/>
-      <w:r>
-        <w:rPr>
-          <w:rFonts w:ascii="Consolas" w:eastAsia="Consolas" w:hAnsi="Consolas" w:cs="Consolas"/>
-          <w:sz w:val="18"/>
-          <w:szCs w:val="18"/>
-        </w:rPr>
-        <w:t>(</w:t>
-      </w:r>
-      <w:proofErr w:type="spellStart"/>
-      <w:proofErr w:type="gramStart"/>
-      <w:r>
-        <w:rPr>
-          <w:rFonts w:ascii="Consolas" w:eastAsia="Consolas" w:hAnsi="Consolas" w:cs="Consolas"/>
-          <w:sz w:val="18"/>
-          <w:szCs w:val="18"/>
-        </w:rPr>
-        <w:t>product.title</w:t>
-      </w:r>
-      <w:proofErr w:type="spellEnd"/>
-      <w:proofErr w:type="gramEnd"/>
-      <w:r>
-        <w:rPr>
-          <w:rFonts w:ascii="Consolas" w:eastAsia="Consolas" w:hAnsi="Consolas" w:cs="Consolas"/>
-          <w:sz w:val="18"/>
-          <w:szCs w:val="18"/>
-        </w:rPr>
-        <w:t xml:space="preserve">, </w:t>
-      </w:r>
-      <w:proofErr w:type="gramStart"/>
-      <w:r>
-        <w:rPr>
-          <w:rFonts w:ascii="Consolas" w:eastAsia="Consolas" w:hAnsi="Consolas" w:cs="Consolas"/>
-          <w:sz w:val="18"/>
-          <w:szCs w:val="18"/>
-        </w:rPr>
-        <w:t>product)  /</w:t>
-      </w:r>
-      <w:proofErr w:type="gramEnd"/>
-      <w:r>
-        <w:rPr>
-          <w:rFonts w:ascii="Consolas" w:eastAsia="Consolas" w:hAnsi="Consolas" w:cs="Consolas"/>
-          <w:sz w:val="18"/>
-          <w:szCs w:val="18"/>
-        </w:rPr>
-        <w:t xml:space="preserve">/ </w:t>
-      </w:r>
-      <w:proofErr w:type="gramStart"/>
-      <w:r>
-        <w:rPr>
-          <w:rFonts w:ascii="Consolas" w:eastAsia="Consolas" w:hAnsi="Consolas" w:cs="Consolas"/>
-          <w:sz w:val="18"/>
-          <w:szCs w:val="18"/>
-        </w:rPr>
-        <w:t>O(</w:t>
-      </w:r>
-      <w:proofErr w:type="gramEnd"/>
-      <w:r>
-        <w:rPr>
-          <w:rFonts w:ascii="Consolas" w:eastAsia="Consolas" w:hAnsi="Consolas" w:cs="Consolas"/>
-          <w:sz w:val="18"/>
-          <w:szCs w:val="18"/>
-        </w:rPr>
-        <w:t>log n) average</w:t>
+        <w:t xml:space="preserve">    BinarySearchTree.Insert(product.title, product)  // O(log n) average</w:t>
       </w:r>
     </w:p>
     <w:p>
@@ -1007,15 +468,7 @@
         <w:spacing w:after="100" w:line="264" w:lineRule="auto"/>
       </w:pPr>
       <w:r>
-        <w:t xml:space="preserve">Overall: </w:t>
-      </w:r>
-      <w:proofErr w:type="gramStart"/>
-      <w:r>
-        <w:t>O(</w:t>
-      </w:r>
-      <w:proofErr w:type="gramEnd"/>
-      <w:r>
-        <w:t>1) average, O(n) worst case (a degenerate BST insert).</w:t>
+        <w:t>Overall: O(1) average, O(n) worst case (a degenerate BST insert).</w:t>
       </w:r>
     </w:p>
     <w:p>
@@ -1040,25 +493,7 @@
           <w:sz w:val="18"/>
           <w:szCs w:val="18"/>
         </w:rPr>
-        <w:t xml:space="preserve">function </w:t>
-      </w:r>
-      <w:proofErr w:type="spellStart"/>
-      <w:r>
-        <w:rPr>
-          <w:rFonts w:ascii="Consolas" w:eastAsia="Consolas" w:hAnsi="Consolas" w:cs="Consolas"/>
-          <w:sz w:val="18"/>
-          <w:szCs w:val="18"/>
-        </w:rPr>
-        <w:t>FindByBarcode</w:t>
-      </w:r>
-      <w:proofErr w:type="spellEnd"/>
-      <w:r>
-        <w:rPr>
-          <w:rFonts w:ascii="Consolas" w:eastAsia="Consolas" w:hAnsi="Consolas" w:cs="Consolas"/>
-          <w:sz w:val="18"/>
-          <w:szCs w:val="18"/>
-        </w:rPr>
-        <w:t>(barcode):</w:t>
+        <w:t>function FindByBarcode(barcode):</w:t>
       </w:r>
     </w:p>
     <w:p>
@@ -1073,38 +508,15 @@
           <w:sz w:val="18"/>
           <w:szCs w:val="18"/>
         </w:rPr>
-        <w:t xml:space="preserve">    return </w:t>
-      </w:r>
-      <w:proofErr w:type="spellStart"/>
-      <w:r>
-        <w:rPr>
-          <w:rFonts w:ascii="Consolas" w:eastAsia="Consolas" w:hAnsi="Consolas" w:cs="Consolas"/>
-          <w:sz w:val="18"/>
-          <w:szCs w:val="18"/>
-        </w:rPr>
-        <w:t>HashTable.TryGetValue</w:t>
-      </w:r>
-      <w:proofErr w:type="spellEnd"/>
-      <w:r>
-        <w:rPr>
-          <w:rFonts w:ascii="Consolas" w:eastAsia="Consolas" w:hAnsi="Consolas" w:cs="Consolas"/>
-          <w:sz w:val="18"/>
-          <w:szCs w:val="18"/>
-        </w:rPr>
-        <w:t>(barcode)</w:t>
+        <w:t xml:space="preserve">    return HashTable.TryGetValue(barcode)</w:t>
       </w:r>
     </w:p>
     <w:p>
       <w:pPr>
         <w:spacing w:after="100" w:line="264" w:lineRule="auto"/>
       </w:pPr>
-      <w:proofErr w:type="gramStart"/>
-      <w:r>
-        <w:t>O(</w:t>
-      </w:r>
-      <w:proofErr w:type="gramEnd"/>
-      <w:r>
-        <w:t>1) average, O(n) worst case (all keys colliding into one bucket – unlikely given automatic resizing).</w:t>
+      <w:r>
+        <w:t>O(1) average, O(n) worst case (all keys colliding into one bucket – unlikely given automatic resizing).</w:t>
       </w:r>
     </w:p>
     <w:p>
@@ -1151,93 +563,21 @@
           <w:sz w:val="18"/>
           <w:szCs w:val="18"/>
         </w:rPr>
-        <w:t xml:space="preserve">function </w:t>
-      </w:r>
-      <w:proofErr w:type="spellStart"/>
-      <w:r>
-        <w:rPr>
-          <w:rFonts w:ascii="Consolas" w:eastAsia="Consolas" w:hAnsi="Consolas" w:cs="Consolas"/>
-          <w:sz w:val="18"/>
-          <w:szCs w:val="18"/>
-        </w:rPr>
-        <w:t>FindByExactTitle</w:t>
-      </w:r>
-      <w:proofErr w:type="spellEnd"/>
-      <w:r>
-        <w:rPr>
-          <w:rFonts w:ascii="Consolas" w:eastAsia="Consolas" w:hAnsi="Consolas" w:cs="Consolas"/>
-          <w:sz w:val="18"/>
-          <w:szCs w:val="18"/>
-        </w:rPr>
-        <w:t>(title):</w:t>
-      </w:r>
-    </w:p>
-    <w:p>
-      <w:pPr>
-        <w:shd w:val="clear" w:color="auto" w:fill="F2F2F2"/>
-        <w:ind w:left="200"/>
-      </w:pPr>
-      <w:r>
-        <w:rPr>
-          <w:rFonts w:ascii="Consolas" w:eastAsia="Consolas" w:hAnsi="Consolas" w:cs="Consolas"/>
-          <w:sz w:val="18"/>
-          <w:szCs w:val="18"/>
-        </w:rPr>
-        <w:t xml:space="preserve">    return </w:t>
-      </w:r>
-      <w:proofErr w:type="spellStart"/>
-      <w:r>
-        <w:rPr>
-          <w:rFonts w:ascii="Consolas" w:eastAsia="Consolas" w:hAnsi="Consolas" w:cs="Consolas"/>
-          <w:sz w:val="18"/>
-          <w:szCs w:val="18"/>
-        </w:rPr>
-        <w:t>BinarySearchTree.TryGetValue</w:t>
-      </w:r>
-      <w:proofErr w:type="spellEnd"/>
-      <w:r>
-        <w:rPr>
-          <w:rFonts w:ascii="Consolas" w:eastAsia="Consolas" w:hAnsi="Consolas" w:cs="Consolas"/>
-          <w:sz w:val="18"/>
-          <w:szCs w:val="18"/>
-        </w:rPr>
-        <w:t>(</w:t>
-      </w:r>
-      <w:proofErr w:type="gramStart"/>
-      <w:r>
-        <w:rPr>
-          <w:rFonts w:ascii="Consolas" w:eastAsia="Consolas" w:hAnsi="Consolas" w:cs="Consolas"/>
-          <w:sz w:val="18"/>
-          <w:szCs w:val="18"/>
-        </w:rPr>
-        <w:t xml:space="preserve">title)   </w:t>
-      </w:r>
-      <w:proofErr w:type="gramEnd"/>
-      <w:r>
-        <w:rPr>
-          <w:rFonts w:ascii="Consolas" w:eastAsia="Consolas" w:hAnsi="Consolas" w:cs="Consolas"/>
-          <w:sz w:val="18"/>
-          <w:szCs w:val="18"/>
-        </w:rPr>
-        <w:t xml:space="preserve">     // </w:t>
-      </w:r>
-      <w:proofErr w:type="gramStart"/>
-      <w:r>
-        <w:rPr>
-          <w:rFonts w:ascii="Consolas" w:eastAsia="Consolas" w:hAnsi="Consolas" w:cs="Consolas"/>
-          <w:sz w:val="18"/>
-          <w:szCs w:val="18"/>
-        </w:rPr>
-        <w:t>O(</w:t>
-      </w:r>
-      <w:proofErr w:type="gramEnd"/>
-      <w:r>
-        <w:rPr>
-          <w:rFonts w:ascii="Consolas" w:eastAsia="Consolas" w:hAnsi="Consolas" w:cs="Consolas"/>
-          <w:sz w:val="18"/>
-          <w:szCs w:val="18"/>
-        </w:rPr>
-        <w:t>log n) average, O(n) worst</w:t>
+        <w:t>function FindByExactTitle(title):</w:t>
+      </w:r>
+    </w:p>
+    <w:p>
+      <w:pPr>
+        <w:shd w:val="clear" w:color="auto" w:fill="F2F2F2"/>
+        <w:ind w:left="200"/>
+      </w:pPr>
+      <w:r>
+        <w:rPr>
+          <w:rFonts w:ascii="Consolas" w:eastAsia="Consolas" w:hAnsi="Consolas" w:cs="Consolas"/>
+          <w:sz w:val="18"/>
+          <w:szCs w:val="18"/>
+        </w:rPr>
+        <w:t xml:space="preserve">    return BinarySearchTree.TryGetValue(title)        // O(log n) average, O(n) worst</w:t>
       </w:r>
     </w:p>
     <w:p>
@@ -1279,45 +619,7 @@
           <w:sz w:val="18"/>
           <w:szCs w:val="18"/>
         </w:rPr>
-        <w:t xml:space="preserve">function </w:t>
-      </w:r>
-      <w:proofErr w:type="spellStart"/>
-      <w:proofErr w:type="gramStart"/>
-      <w:r>
-        <w:rPr>
-          <w:rFonts w:ascii="Consolas" w:eastAsia="Consolas" w:hAnsi="Consolas" w:cs="Consolas"/>
-          <w:sz w:val="18"/>
-          <w:szCs w:val="18"/>
-        </w:rPr>
-        <w:t>BinarySearch</w:t>
-      </w:r>
-      <w:proofErr w:type="spellEnd"/>
-      <w:r>
-        <w:rPr>
-          <w:rFonts w:ascii="Consolas" w:eastAsia="Consolas" w:hAnsi="Consolas" w:cs="Consolas"/>
-          <w:sz w:val="18"/>
-          <w:szCs w:val="18"/>
-        </w:rPr>
-        <w:t>(</w:t>
-      </w:r>
-      <w:proofErr w:type="spellStart"/>
-      <w:proofErr w:type="gramEnd"/>
-      <w:r>
-        <w:rPr>
-          <w:rFonts w:ascii="Consolas" w:eastAsia="Consolas" w:hAnsi="Consolas" w:cs="Consolas"/>
-          <w:sz w:val="18"/>
-          <w:szCs w:val="18"/>
-        </w:rPr>
-        <w:t>sortedArray</w:t>
-      </w:r>
-      <w:proofErr w:type="spellEnd"/>
-      <w:r>
-        <w:rPr>
-          <w:rFonts w:ascii="Consolas" w:eastAsia="Consolas" w:hAnsi="Consolas" w:cs="Consolas"/>
-          <w:sz w:val="18"/>
-          <w:szCs w:val="18"/>
-        </w:rPr>
-        <w:t>, title):</w:t>
+        <w:t>function BinarySearch(sortedArray, title):</w:t>
       </w:r>
     </w:p>
     <w:p>
@@ -1373,111 +675,21 @@
           <w:sz w:val="18"/>
           <w:szCs w:val="18"/>
         </w:rPr>
-        <w:t xml:space="preserve">        if </w:t>
-      </w:r>
-      <w:proofErr w:type="spellStart"/>
-      <w:r>
-        <w:rPr>
-          <w:rFonts w:ascii="Consolas" w:eastAsia="Consolas" w:hAnsi="Consolas" w:cs="Consolas"/>
-          <w:sz w:val="18"/>
-          <w:szCs w:val="18"/>
-        </w:rPr>
-        <w:t>sortedArray</w:t>
-      </w:r>
-      <w:proofErr w:type="spellEnd"/>
-      <w:r>
-        <w:rPr>
-          <w:rFonts w:ascii="Consolas" w:eastAsia="Consolas" w:hAnsi="Consolas" w:cs="Consolas"/>
-          <w:sz w:val="18"/>
-          <w:szCs w:val="18"/>
-        </w:rPr>
-        <w:t>[mid</w:t>
-      </w:r>
-      <w:proofErr w:type="gramStart"/>
-      <w:r>
-        <w:rPr>
-          <w:rFonts w:ascii="Consolas" w:eastAsia="Consolas" w:hAnsi="Consolas" w:cs="Consolas"/>
-          <w:sz w:val="18"/>
-          <w:szCs w:val="18"/>
-        </w:rPr>
-        <w:t>].title</w:t>
-      </w:r>
-      <w:proofErr w:type="gramEnd"/>
-      <w:r>
-        <w:rPr>
-          <w:rFonts w:ascii="Consolas" w:eastAsia="Consolas" w:hAnsi="Consolas" w:cs="Consolas"/>
-          <w:sz w:val="18"/>
-          <w:szCs w:val="18"/>
-        </w:rPr>
-        <w:t xml:space="preserve"> == title: return </w:t>
-      </w:r>
-      <w:proofErr w:type="spellStart"/>
-      <w:r>
-        <w:rPr>
-          <w:rFonts w:ascii="Consolas" w:eastAsia="Consolas" w:hAnsi="Consolas" w:cs="Consolas"/>
-          <w:sz w:val="18"/>
-          <w:szCs w:val="18"/>
-        </w:rPr>
-        <w:t>sortedArray</w:t>
-      </w:r>
-      <w:proofErr w:type="spellEnd"/>
-      <w:r>
-        <w:rPr>
-          <w:rFonts w:ascii="Consolas" w:eastAsia="Consolas" w:hAnsi="Consolas" w:cs="Consolas"/>
-          <w:sz w:val="18"/>
-          <w:szCs w:val="18"/>
-        </w:rPr>
-        <w:t>[mid]</w:t>
-      </w:r>
-    </w:p>
-    <w:p>
-      <w:pPr>
-        <w:shd w:val="clear" w:color="auto" w:fill="F2F2F2"/>
-        <w:ind w:left="200"/>
-      </w:pPr>
-      <w:r>
-        <w:rPr>
-          <w:rFonts w:ascii="Consolas" w:eastAsia="Consolas" w:hAnsi="Consolas" w:cs="Consolas"/>
-          <w:sz w:val="18"/>
-          <w:szCs w:val="18"/>
-        </w:rPr>
-        <w:t xml:space="preserve">        else if </w:t>
-      </w:r>
-      <w:proofErr w:type="spellStart"/>
-      <w:r>
-        <w:rPr>
-          <w:rFonts w:ascii="Consolas" w:eastAsia="Consolas" w:hAnsi="Consolas" w:cs="Consolas"/>
-          <w:sz w:val="18"/>
-          <w:szCs w:val="18"/>
-        </w:rPr>
-        <w:t>sortedArray</w:t>
-      </w:r>
-      <w:proofErr w:type="spellEnd"/>
-      <w:r>
-        <w:rPr>
-          <w:rFonts w:ascii="Consolas" w:eastAsia="Consolas" w:hAnsi="Consolas" w:cs="Consolas"/>
-          <w:sz w:val="18"/>
-          <w:szCs w:val="18"/>
-        </w:rPr>
-        <w:t>[mid</w:t>
-      </w:r>
-      <w:proofErr w:type="gramStart"/>
-      <w:r>
-        <w:rPr>
-          <w:rFonts w:ascii="Consolas" w:eastAsia="Consolas" w:hAnsi="Consolas" w:cs="Consolas"/>
-          <w:sz w:val="18"/>
-          <w:szCs w:val="18"/>
-        </w:rPr>
-        <w:t>].title</w:t>
-      </w:r>
-      <w:proofErr w:type="gramEnd"/>
-      <w:r>
-        <w:rPr>
-          <w:rFonts w:ascii="Consolas" w:eastAsia="Consolas" w:hAnsi="Consolas" w:cs="Consolas"/>
-          <w:sz w:val="18"/>
-          <w:szCs w:val="18"/>
-        </w:rPr>
-        <w:t xml:space="preserve"> &lt; title: low = mid + 1</w:t>
+        <w:t xml:space="preserve">        if sortedArray[mid].title == title: return sortedArray[mid]</w:t>
+      </w:r>
+    </w:p>
+    <w:p>
+      <w:pPr>
+        <w:shd w:val="clear" w:color="auto" w:fill="F2F2F2"/>
+        <w:ind w:left="200"/>
+      </w:pPr>
+      <w:r>
+        <w:rPr>
+          <w:rFonts w:ascii="Consolas" w:eastAsia="Consolas" w:hAnsi="Consolas" w:cs="Consolas"/>
+          <w:sz w:val="18"/>
+          <w:szCs w:val="18"/>
+        </w:rPr>
+        <w:t xml:space="preserve">        else if sortedArray[mid].title &lt; title: low = mid + 1</w:t>
       </w:r>
     </w:p>
     <w:p>
@@ -1506,25 +718,7 @@
           <w:sz w:val="18"/>
           <w:szCs w:val="18"/>
         </w:rPr>
-        <w:t xml:space="preserve">    return not found                                  // </w:t>
-      </w:r>
-      <w:proofErr w:type="gramStart"/>
-      <w:r>
-        <w:rPr>
-          <w:rFonts w:ascii="Consolas" w:eastAsia="Consolas" w:hAnsi="Consolas" w:cs="Consolas"/>
-          <w:sz w:val="18"/>
-          <w:szCs w:val="18"/>
-        </w:rPr>
-        <w:t>O(</w:t>
-      </w:r>
-      <w:proofErr w:type="gramEnd"/>
-      <w:r>
-        <w:rPr>
-          <w:rFonts w:ascii="Consolas" w:eastAsia="Consolas" w:hAnsi="Consolas" w:cs="Consolas"/>
-          <w:sz w:val="18"/>
-          <w:szCs w:val="18"/>
-        </w:rPr>
-        <w:t>log n)</w:t>
+        <w:t xml:space="preserve">    return not found                                  // O(log n)</w:t>
       </w:r>
     </w:p>
     <w:p>
@@ -1532,23 +726,7 @@
         <w:spacing w:after="100" w:line="264" w:lineRule="auto"/>
       </w:pPr>
       <w:r>
-        <w:t xml:space="preserve">Both achieve </w:t>
-      </w:r>
-      <w:proofErr w:type="gramStart"/>
-      <w:r>
-        <w:t>O(</w:t>
-      </w:r>
-      <w:proofErr w:type="gramEnd"/>
-      <w:r>
-        <w:t>log n) on average; the BST additionally supports prefix search and ordered traversal, while the array-based binary search requires the array to be sorted first (</w:t>
-      </w:r>
-      <w:proofErr w:type="gramStart"/>
-      <w:r>
-        <w:t>O(</w:t>
-      </w:r>
-      <w:proofErr w:type="gramEnd"/>
-      <w:r>
-        <w:t>n log n), using insertion sort in this implementation).</w:t>
+        <w:t>Both achieve O(log n) on average; the BST additionally supports prefix search and ordered traversal, while the array-based binary search requires the array to be sorted first (O(n log n), using insertion sort in this implementation).</w:t>
       </w:r>
     </w:p>
     <w:p>
@@ -1573,215 +751,49 @@
           <w:sz w:val="18"/>
           <w:szCs w:val="18"/>
         </w:rPr>
-        <w:t xml:space="preserve">function </w:t>
-      </w:r>
-      <w:proofErr w:type="gramStart"/>
-      <w:r>
-        <w:rPr>
-          <w:rFonts w:ascii="Consolas" w:eastAsia="Consolas" w:hAnsi="Consolas" w:cs="Consolas"/>
-          <w:sz w:val="18"/>
-          <w:szCs w:val="18"/>
-        </w:rPr>
-        <w:t>Restock(</w:t>
-      </w:r>
-      <w:proofErr w:type="spellStart"/>
-      <w:proofErr w:type="gramEnd"/>
-      <w:r>
-        <w:rPr>
-          <w:rFonts w:ascii="Consolas" w:eastAsia="Consolas" w:hAnsi="Consolas" w:cs="Consolas"/>
-          <w:sz w:val="18"/>
-          <w:szCs w:val="18"/>
-        </w:rPr>
-        <w:t>productId</w:t>
-      </w:r>
-      <w:proofErr w:type="spellEnd"/>
-      <w:r>
-        <w:rPr>
-          <w:rFonts w:ascii="Consolas" w:eastAsia="Consolas" w:hAnsi="Consolas" w:cs="Consolas"/>
-          <w:sz w:val="18"/>
-          <w:szCs w:val="18"/>
-        </w:rPr>
-        <w:t>, quantity):</w:t>
-      </w:r>
-    </w:p>
-    <w:p>
-      <w:pPr>
-        <w:shd w:val="clear" w:color="auto" w:fill="F2F2F2"/>
-        <w:ind w:left="200"/>
-      </w:pPr>
-      <w:r>
-        <w:rPr>
-          <w:rFonts w:ascii="Consolas" w:eastAsia="Consolas" w:hAnsi="Consolas" w:cs="Consolas"/>
-          <w:sz w:val="18"/>
-          <w:szCs w:val="18"/>
-        </w:rPr>
-        <w:t xml:space="preserve">    product = </w:t>
-      </w:r>
-      <w:proofErr w:type="spellStart"/>
-      <w:r>
-        <w:rPr>
-          <w:rFonts w:ascii="Consolas" w:eastAsia="Consolas" w:hAnsi="Consolas" w:cs="Consolas"/>
-          <w:sz w:val="18"/>
-          <w:szCs w:val="18"/>
-        </w:rPr>
-        <w:t>ProductRepository.FindById</w:t>
-      </w:r>
-      <w:proofErr w:type="spellEnd"/>
-      <w:r>
-        <w:rPr>
-          <w:rFonts w:ascii="Consolas" w:eastAsia="Consolas" w:hAnsi="Consolas" w:cs="Consolas"/>
-          <w:sz w:val="18"/>
-          <w:szCs w:val="18"/>
-        </w:rPr>
-        <w:t>(</w:t>
-      </w:r>
-      <w:proofErr w:type="spellStart"/>
-      <w:proofErr w:type="gramStart"/>
-      <w:r>
-        <w:rPr>
-          <w:rFonts w:ascii="Consolas" w:eastAsia="Consolas" w:hAnsi="Consolas" w:cs="Consolas"/>
-          <w:sz w:val="18"/>
-          <w:szCs w:val="18"/>
-        </w:rPr>
-        <w:t>productId</w:t>
-      </w:r>
-      <w:proofErr w:type="spellEnd"/>
-      <w:r>
-        <w:rPr>
-          <w:rFonts w:ascii="Consolas" w:eastAsia="Consolas" w:hAnsi="Consolas" w:cs="Consolas"/>
-          <w:sz w:val="18"/>
-          <w:szCs w:val="18"/>
-        </w:rPr>
-        <w:t>)  /</w:t>
-      </w:r>
-      <w:proofErr w:type="gramEnd"/>
-      <w:r>
-        <w:rPr>
-          <w:rFonts w:ascii="Consolas" w:eastAsia="Consolas" w:hAnsi="Consolas" w:cs="Consolas"/>
-          <w:sz w:val="18"/>
-          <w:szCs w:val="18"/>
-        </w:rPr>
-        <w:t>/ O(n)</w:t>
-      </w:r>
-    </w:p>
-    <w:p>
-      <w:pPr>
-        <w:shd w:val="clear" w:color="auto" w:fill="F2F2F2"/>
-        <w:ind w:left="200"/>
-      </w:pPr>
-      <w:r>
-        <w:rPr>
-          <w:rFonts w:ascii="Consolas" w:eastAsia="Consolas" w:hAnsi="Consolas" w:cs="Consolas"/>
-          <w:sz w:val="18"/>
-          <w:szCs w:val="18"/>
-        </w:rPr>
-        <w:t xml:space="preserve">    </w:t>
-      </w:r>
-      <w:proofErr w:type="spellStart"/>
-      <w:proofErr w:type="gramStart"/>
-      <w:r>
-        <w:rPr>
-          <w:rFonts w:ascii="Consolas" w:eastAsia="Consolas" w:hAnsi="Consolas" w:cs="Consolas"/>
-          <w:sz w:val="18"/>
-          <w:szCs w:val="18"/>
-        </w:rPr>
-        <w:t>product.quantityInStock</w:t>
-      </w:r>
-      <w:proofErr w:type="spellEnd"/>
-      <w:proofErr w:type="gramEnd"/>
-      <w:r>
-        <w:rPr>
-          <w:rFonts w:ascii="Consolas" w:eastAsia="Consolas" w:hAnsi="Consolas" w:cs="Consolas"/>
-          <w:sz w:val="18"/>
-          <w:szCs w:val="18"/>
-        </w:rPr>
-        <w:t xml:space="preserve"> += quantity                // </w:t>
-      </w:r>
-      <w:proofErr w:type="gramStart"/>
-      <w:r>
-        <w:rPr>
-          <w:rFonts w:ascii="Consolas" w:eastAsia="Consolas" w:hAnsi="Consolas" w:cs="Consolas"/>
-          <w:sz w:val="18"/>
-          <w:szCs w:val="18"/>
-        </w:rPr>
-        <w:t>O(</w:t>
-      </w:r>
-      <w:proofErr w:type="gramEnd"/>
-      <w:r>
-        <w:rPr>
-          <w:rFonts w:ascii="Consolas" w:eastAsia="Consolas" w:hAnsi="Consolas" w:cs="Consolas"/>
-          <w:sz w:val="18"/>
-          <w:szCs w:val="18"/>
-        </w:rPr>
-        <w:t>1)</w:t>
-      </w:r>
-    </w:p>
-    <w:p>
-      <w:pPr>
-        <w:shd w:val="clear" w:color="auto" w:fill="F2F2F2"/>
-        <w:ind w:left="200"/>
-      </w:pPr>
-      <w:r>
-        <w:rPr>
-          <w:rFonts w:ascii="Consolas" w:eastAsia="Consolas" w:hAnsi="Consolas" w:cs="Consolas"/>
-          <w:sz w:val="18"/>
-          <w:szCs w:val="18"/>
-        </w:rPr>
-        <w:t xml:space="preserve">    </w:t>
-      </w:r>
-      <w:proofErr w:type="spellStart"/>
-      <w:r>
-        <w:rPr>
-          <w:rFonts w:ascii="Consolas" w:eastAsia="Consolas" w:hAnsi="Consolas" w:cs="Consolas"/>
-          <w:sz w:val="18"/>
-          <w:szCs w:val="18"/>
-        </w:rPr>
-        <w:t>Database.Update</w:t>
-      </w:r>
-      <w:proofErr w:type="spellEnd"/>
-      <w:r>
-        <w:rPr>
-          <w:rFonts w:ascii="Consolas" w:eastAsia="Consolas" w:hAnsi="Consolas" w:cs="Consolas"/>
-          <w:sz w:val="18"/>
-          <w:szCs w:val="18"/>
-        </w:rPr>
-        <w:t>(</w:t>
-      </w:r>
-      <w:proofErr w:type="gramStart"/>
-      <w:r>
-        <w:rPr>
-          <w:rFonts w:ascii="Consolas" w:eastAsia="Consolas" w:hAnsi="Consolas" w:cs="Consolas"/>
-          <w:sz w:val="18"/>
-          <w:szCs w:val="18"/>
-        </w:rPr>
-        <w:t xml:space="preserve">product)   </w:t>
-      </w:r>
-      <w:proofErr w:type="gramEnd"/>
-      <w:r>
-        <w:rPr>
-          <w:rFonts w:ascii="Consolas" w:eastAsia="Consolas" w:hAnsi="Consolas" w:cs="Consolas"/>
-          <w:sz w:val="18"/>
-          <w:szCs w:val="18"/>
-        </w:rPr>
-        <w:t xml:space="preserve">                        // </w:t>
-      </w:r>
-      <w:proofErr w:type="gramStart"/>
-      <w:r>
-        <w:rPr>
-          <w:rFonts w:ascii="Consolas" w:eastAsia="Consolas" w:hAnsi="Consolas" w:cs="Consolas"/>
-          <w:sz w:val="18"/>
-          <w:szCs w:val="18"/>
-        </w:rPr>
-        <w:t>O(</w:t>
-      </w:r>
-      <w:proofErr w:type="gramEnd"/>
-      <w:r>
-        <w:rPr>
-          <w:rFonts w:ascii="Consolas" w:eastAsia="Consolas" w:hAnsi="Consolas" w:cs="Consolas"/>
-          <w:sz w:val="18"/>
-          <w:szCs w:val="18"/>
-        </w:rPr>
-        <w:t>1)</w:t>
+        <w:t>function Restock(productId, quantity):</w:t>
+      </w:r>
+    </w:p>
+    <w:p>
+      <w:pPr>
+        <w:shd w:val="clear" w:color="auto" w:fill="F2F2F2"/>
+        <w:ind w:left="200"/>
+      </w:pPr>
+      <w:r>
+        <w:rPr>
+          <w:rFonts w:ascii="Consolas" w:eastAsia="Consolas" w:hAnsi="Consolas" w:cs="Consolas"/>
+          <w:sz w:val="18"/>
+          <w:szCs w:val="18"/>
+        </w:rPr>
+        <w:t xml:space="preserve">    product = ProductRepository.FindById(productId)  // O(n)</w:t>
+      </w:r>
+    </w:p>
+    <w:p>
+      <w:pPr>
+        <w:shd w:val="clear" w:color="auto" w:fill="F2F2F2"/>
+        <w:ind w:left="200"/>
+      </w:pPr>
+      <w:r>
+        <w:rPr>
+          <w:rFonts w:ascii="Consolas" w:eastAsia="Consolas" w:hAnsi="Consolas" w:cs="Consolas"/>
+          <w:sz w:val="18"/>
+          <w:szCs w:val="18"/>
+        </w:rPr>
+        <w:t xml:space="preserve">    product.quantityInStock += quantity                // O(1)</w:t>
+      </w:r>
+    </w:p>
+    <w:p>
+      <w:pPr>
+        <w:shd w:val="clear" w:color="auto" w:fill="F2F2F2"/>
+        <w:ind w:left="200"/>
+      </w:pPr>
+      <w:r>
+        <w:rPr>
+          <w:rFonts w:ascii="Consolas" w:eastAsia="Consolas" w:hAnsi="Consolas" w:cs="Consolas"/>
+          <w:sz w:val="18"/>
+          <w:szCs w:val="18"/>
+        </w:rPr>
+        <w:t xml:space="preserve">    Database.Update(product)                           // O(1)</w:t>
       </w:r>
     </w:p>
     <w:p>
@@ -1796,71 +808,7 @@
           <w:sz w:val="18"/>
           <w:szCs w:val="18"/>
         </w:rPr>
-        <w:t xml:space="preserve">    </w:t>
-      </w:r>
-      <w:proofErr w:type="spellStart"/>
-      <w:r>
-        <w:rPr>
-          <w:rFonts w:ascii="Consolas" w:eastAsia="Consolas" w:hAnsi="Consolas" w:cs="Consolas"/>
-          <w:sz w:val="18"/>
-          <w:szCs w:val="18"/>
-        </w:rPr>
-        <w:t>StockLog.Add</w:t>
-      </w:r>
-      <w:proofErr w:type="spellEnd"/>
-      <w:r>
-        <w:rPr>
-          <w:rFonts w:ascii="Consolas" w:eastAsia="Consolas" w:hAnsi="Consolas" w:cs="Consolas"/>
-          <w:sz w:val="18"/>
-          <w:szCs w:val="18"/>
-        </w:rPr>
-        <w:t xml:space="preserve">(new </w:t>
-      </w:r>
-      <w:proofErr w:type="spellStart"/>
-      <w:r>
-        <w:rPr>
-          <w:rFonts w:ascii="Consolas" w:eastAsia="Consolas" w:hAnsi="Consolas" w:cs="Consolas"/>
-          <w:sz w:val="18"/>
-          <w:szCs w:val="18"/>
-        </w:rPr>
-        <w:t>StockRecord</w:t>
-      </w:r>
-      <w:proofErr w:type="spellEnd"/>
-      <w:proofErr w:type="gramStart"/>
-      <w:r>
-        <w:rPr>
-          <w:rFonts w:ascii="Consolas" w:eastAsia="Consolas" w:hAnsi="Consolas" w:cs="Consolas"/>
-          <w:sz w:val="18"/>
-          <w:szCs w:val="18"/>
-        </w:rPr>
-        <w:t xml:space="preserve">(...))   </w:t>
-      </w:r>
-      <w:proofErr w:type="gramEnd"/>
-      <w:r>
-        <w:rPr>
-          <w:rFonts w:ascii="Consolas" w:eastAsia="Consolas" w:hAnsi="Consolas" w:cs="Consolas"/>
-          <w:sz w:val="18"/>
-          <w:szCs w:val="18"/>
-        </w:rPr>
-        <w:t xml:space="preserve">              // </w:t>
-      </w:r>
-      <w:proofErr w:type="gramStart"/>
-      <w:r>
-        <w:rPr>
-          <w:rFonts w:ascii="Consolas" w:eastAsia="Consolas" w:hAnsi="Consolas" w:cs="Consolas"/>
-          <w:sz w:val="18"/>
-          <w:szCs w:val="18"/>
-        </w:rPr>
-        <w:t>O(</w:t>
-      </w:r>
-      <w:proofErr w:type="gramEnd"/>
-      <w:r>
-        <w:rPr>
-          <w:rFonts w:ascii="Consolas" w:eastAsia="Consolas" w:hAnsi="Consolas" w:cs="Consolas"/>
-          <w:sz w:val="18"/>
-          <w:szCs w:val="18"/>
-        </w:rPr>
-        <w:t>1) amortised</w:t>
+        <w:t xml:space="preserve">    StockLog.Add(new StockRecord(...))                 // O(1) amortised</w:t>
       </w:r>
     </w:p>
     <w:p>
@@ -1868,15 +816,7 @@
         <w:spacing w:after="100" w:line="264" w:lineRule="auto"/>
       </w:pPr>
       <w:r>
-        <w:t xml:space="preserve">Overall O(n), dominated by </w:t>
-      </w:r>
-      <w:proofErr w:type="spellStart"/>
-      <w:r>
-        <w:t>FindById's</w:t>
-      </w:r>
-      <w:proofErr w:type="spellEnd"/>
-      <w:r>
-        <w:t xml:space="preserve"> linear scan – an explicit, documented design trade-off (see Section 5).</w:t>
+        <w:t>Overall O(n), dominated by FindById's linear scan – an explicit, documented design trade-off (see Section 5).</w:t>
       </w:r>
     </w:p>
     <w:p>
@@ -1901,421 +841,119 @@
           <w:sz w:val="18"/>
           <w:szCs w:val="18"/>
         </w:rPr>
-        <w:t xml:space="preserve">function </w:t>
-      </w:r>
-      <w:proofErr w:type="spellStart"/>
-      <w:r>
-        <w:rPr>
-          <w:rFonts w:ascii="Consolas" w:eastAsia="Consolas" w:hAnsi="Consolas" w:cs="Consolas"/>
-          <w:sz w:val="18"/>
-          <w:szCs w:val="18"/>
-        </w:rPr>
-        <w:t>RecordSale</w:t>
-      </w:r>
-      <w:proofErr w:type="spellEnd"/>
-      <w:r>
-        <w:rPr>
-          <w:rFonts w:ascii="Consolas" w:eastAsia="Consolas" w:hAnsi="Consolas" w:cs="Consolas"/>
-          <w:sz w:val="18"/>
-          <w:szCs w:val="18"/>
-        </w:rPr>
-        <w:t>(lines):</w:t>
-      </w:r>
-    </w:p>
-    <w:p>
-      <w:pPr>
-        <w:shd w:val="clear" w:color="auto" w:fill="F2F2F2"/>
-        <w:ind w:left="200"/>
-      </w:pPr>
-      <w:r>
-        <w:rPr>
-          <w:rFonts w:ascii="Consolas" w:eastAsia="Consolas" w:hAnsi="Consolas" w:cs="Consolas"/>
-          <w:sz w:val="18"/>
-          <w:szCs w:val="18"/>
-        </w:rPr>
-        <w:t xml:space="preserve">    for each (</w:t>
-      </w:r>
-      <w:proofErr w:type="spellStart"/>
-      <w:r>
-        <w:rPr>
-          <w:rFonts w:ascii="Consolas" w:eastAsia="Consolas" w:hAnsi="Consolas" w:cs="Consolas"/>
-          <w:sz w:val="18"/>
-          <w:szCs w:val="18"/>
-        </w:rPr>
-        <w:t>productId</w:t>
-      </w:r>
-      <w:proofErr w:type="spellEnd"/>
-      <w:r>
-        <w:rPr>
-          <w:rFonts w:ascii="Consolas" w:eastAsia="Consolas" w:hAnsi="Consolas" w:cs="Consolas"/>
-          <w:sz w:val="18"/>
-          <w:szCs w:val="18"/>
-        </w:rPr>
-        <w:t>, quantity) in lines:</w:t>
-      </w:r>
-    </w:p>
-    <w:p>
-      <w:pPr>
-        <w:shd w:val="clear" w:color="auto" w:fill="F2F2F2"/>
-        <w:ind w:left="200"/>
-      </w:pPr>
-      <w:r>
-        <w:rPr>
-          <w:rFonts w:ascii="Consolas" w:eastAsia="Consolas" w:hAnsi="Consolas" w:cs="Consolas"/>
-          <w:sz w:val="18"/>
-          <w:szCs w:val="18"/>
-        </w:rPr>
-        <w:t xml:space="preserve">        product = </w:t>
-      </w:r>
-      <w:proofErr w:type="spellStart"/>
-      <w:r>
-        <w:rPr>
-          <w:rFonts w:ascii="Consolas" w:eastAsia="Consolas" w:hAnsi="Consolas" w:cs="Consolas"/>
-          <w:sz w:val="18"/>
-          <w:szCs w:val="18"/>
-        </w:rPr>
-        <w:t>ProductRepository.FindById</w:t>
-      </w:r>
-      <w:proofErr w:type="spellEnd"/>
-      <w:r>
-        <w:rPr>
-          <w:rFonts w:ascii="Consolas" w:eastAsia="Consolas" w:hAnsi="Consolas" w:cs="Consolas"/>
-          <w:sz w:val="18"/>
-          <w:szCs w:val="18"/>
-        </w:rPr>
-        <w:t>(</w:t>
-      </w:r>
-      <w:proofErr w:type="spellStart"/>
-      <w:proofErr w:type="gramStart"/>
-      <w:r>
-        <w:rPr>
-          <w:rFonts w:ascii="Consolas" w:eastAsia="Consolas" w:hAnsi="Consolas" w:cs="Consolas"/>
-          <w:sz w:val="18"/>
-          <w:szCs w:val="18"/>
-        </w:rPr>
-        <w:t>productId</w:t>
-      </w:r>
-      <w:proofErr w:type="spellEnd"/>
-      <w:r>
-        <w:rPr>
-          <w:rFonts w:ascii="Consolas" w:eastAsia="Consolas" w:hAnsi="Consolas" w:cs="Consolas"/>
-          <w:sz w:val="18"/>
-          <w:szCs w:val="18"/>
-        </w:rPr>
-        <w:t xml:space="preserve">)   </w:t>
-      </w:r>
-      <w:proofErr w:type="gramEnd"/>
-      <w:r>
-        <w:rPr>
-          <w:rFonts w:ascii="Consolas" w:eastAsia="Consolas" w:hAnsi="Consolas" w:cs="Consolas"/>
-          <w:sz w:val="18"/>
-          <w:szCs w:val="18"/>
-        </w:rPr>
-        <w:t>// O(n)</w:t>
-      </w:r>
-    </w:p>
-    <w:p>
-      <w:pPr>
-        <w:shd w:val="clear" w:color="auto" w:fill="F2F2F2"/>
-        <w:ind w:left="200"/>
-      </w:pPr>
-      <w:r>
-        <w:rPr>
-          <w:rFonts w:ascii="Consolas" w:eastAsia="Consolas" w:hAnsi="Consolas" w:cs="Consolas"/>
-          <w:sz w:val="18"/>
-          <w:szCs w:val="18"/>
-        </w:rPr>
-        <w:t xml:space="preserve">        if </w:t>
-      </w:r>
-      <w:proofErr w:type="spellStart"/>
-      <w:proofErr w:type="gramStart"/>
-      <w:r>
-        <w:rPr>
-          <w:rFonts w:ascii="Consolas" w:eastAsia="Consolas" w:hAnsi="Consolas" w:cs="Consolas"/>
-          <w:sz w:val="18"/>
-          <w:szCs w:val="18"/>
-        </w:rPr>
-        <w:t>product.quantityInStock</w:t>
-      </w:r>
-      <w:proofErr w:type="spellEnd"/>
-      <w:proofErr w:type="gramEnd"/>
-      <w:r>
-        <w:rPr>
-          <w:rFonts w:ascii="Consolas" w:eastAsia="Consolas" w:hAnsi="Consolas" w:cs="Consolas"/>
-          <w:sz w:val="18"/>
-          <w:szCs w:val="18"/>
-        </w:rPr>
-        <w:t xml:space="preserve"> &lt; quantity: throw "insufficient stock"</w:t>
-      </w:r>
-    </w:p>
-    <w:p>
-      <w:pPr>
-        <w:shd w:val="clear" w:color="auto" w:fill="F2F2F2"/>
-        <w:ind w:left="200"/>
-      </w:pPr>
-      <w:r>
-        <w:rPr>
-          <w:rFonts w:ascii="Consolas" w:eastAsia="Consolas" w:hAnsi="Consolas" w:cs="Consolas"/>
-          <w:sz w:val="18"/>
-          <w:szCs w:val="18"/>
-        </w:rPr>
-        <w:t xml:space="preserve">        </w:t>
-      </w:r>
-      <w:proofErr w:type="spellStart"/>
-      <w:r>
-        <w:rPr>
-          <w:rFonts w:ascii="Consolas" w:eastAsia="Consolas" w:hAnsi="Consolas" w:cs="Consolas"/>
-          <w:sz w:val="18"/>
-          <w:szCs w:val="18"/>
-        </w:rPr>
-        <w:t>saleItems.Add</w:t>
-      </w:r>
-      <w:proofErr w:type="spellEnd"/>
-      <w:r>
-        <w:rPr>
-          <w:rFonts w:ascii="Consolas" w:eastAsia="Consolas" w:hAnsi="Consolas" w:cs="Consolas"/>
-          <w:sz w:val="18"/>
-          <w:szCs w:val="18"/>
-        </w:rPr>
-        <w:t xml:space="preserve">(new </w:t>
-      </w:r>
-      <w:proofErr w:type="spellStart"/>
-      <w:r>
-        <w:rPr>
-          <w:rFonts w:ascii="Consolas" w:eastAsia="Consolas" w:hAnsi="Consolas" w:cs="Consolas"/>
-          <w:sz w:val="18"/>
-          <w:szCs w:val="18"/>
-        </w:rPr>
-        <w:t>SaleItem</w:t>
-      </w:r>
-      <w:proofErr w:type="spellEnd"/>
-      <w:proofErr w:type="gramStart"/>
-      <w:r>
-        <w:rPr>
-          <w:rFonts w:ascii="Consolas" w:eastAsia="Consolas" w:hAnsi="Consolas" w:cs="Consolas"/>
-          <w:sz w:val="18"/>
-          <w:szCs w:val="18"/>
-        </w:rPr>
-        <w:t xml:space="preserve">(...))   </w:t>
-      </w:r>
-      <w:proofErr w:type="gramEnd"/>
-      <w:r>
-        <w:rPr>
-          <w:rFonts w:ascii="Consolas" w:eastAsia="Consolas" w:hAnsi="Consolas" w:cs="Consolas"/>
-          <w:sz w:val="18"/>
-          <w:szCs w:val="18"/>
-        </w:rPr>
-        <w:t xml:space="preserve">                 // </w:t>
-      </w:r>
-      <w:proofErr w:type="gramStart"/>
-      <w:r>
-        <w:rPr>
-          <w:rFonts w:ascii="Consolas" w:eastAsia="Consolas" w:hAnsi="Consolas" w:cs="Consolas"/>
-          <w:sz w:val="18"/>
-          <w:szCs w:val="18"/>
-        </w:rPr>
-        <w:t>O(</w:t>
-      </w:r>
-      <w:proofErr w:type="gramEnd"/>
-      <w:r>
-        <w:rPr>
-          <w:rFonts w:ascii="Consolas" w:eastAsia="Consolas" w:hAnsi="Consolas" w:cs="Consolas"/>
-          <w:sz w:val="18"/>
-          <w:szCs w:val="18"/>
-        </w:rPr>
-        <w:t>1) amortised</w:t>
-      </w:r>
-    </w:p>
-    <w:p>
-      <w:pPr>
-        <w:shd w:val="clear" w:color="auto" w:fill="F2F2F2"/>
-        <w:ind w:left="200"/>
-      </w:pPr>
-      <w:r>
-        <w:rPr>
-          <w:rFonts w:ascii="Consolas" w:eastAsia="Consolas" w:hAnsi="Consolas" w:cs="Consolas"/>
-          <w:sz w:val="18"/>
-          <w:szCs w:val="18"/>
-        </w:rPr>
-        <w:t xml:space="preserve">    </w:t>
-      </w:r>
-      <w:proofErr w:type="spellStart"/>
-      <w:r>
-        <w:rPr>
-          <w:rFonts w:ascii="Consolas" w:eastAsia="Consolas" w:hAnsi="Consolas" w:cs="Consolas"/>
-          <w:sz w:val="18"/>
-          <w:szCs w:val="18"/>
-        </w:rPr>
-        <w:t>Database.Insert</w:t>
-      </w:r>
-      <w:proofErr w:type="spellEnd"/>
-      <w:r>
-        <w:rPr>
-          <w:rFonts w:ascii="Consolas" w:eastAsia="Consolas" w:hAnsi="Consolas" w:cs="Consolas"/>
-          <w:sz w:val="18"/>
-          <w:szCs w:val="18"/>
-        </w:rPr>
-        <w:t>(</w:t>
-      </w:r>
-      <w:proofErr w:type="gramStart"/>
-      <w:r>
-        <w:rPr>
-          <w:rFonts w:ascii="Consolas" w:eastAsia="Consolas" w:hAnsi="Consolas" w:cs="Consolas"/>
-          <w:sz w:val="18"/>
-          <w:szCs w:val="18"/>
-        </w:rPr>
-        <w:t xml:space="preserve">sale)   </w:t>
-      </w:r>
-      <w:proofErr w:type="gramEnd"/>
-      <w:r>
-        <w:rPr>
-          <w:rFonts w:ascii="Consolas" w:eastAsia="Consolas" w:hAnsi="Consolas" w:cs="Consolas"/>
-          <w:sz w:val="18"/>
-          <w:szCs w:val="18"/>
-        </w:rPr>
-        <w:t xml:space="preserve">                                 // </w:t>
-      </w:r>
-      <w:proofErr w:type="gramStart"/>
-      <w:r>
-        <w:rPr>
-          <w:rFonts w:ascii="Consolas" w:eastAsia="Consolas" w:hAnsi="Consolas" w:cs="Consolas"/>
-          <w:sz w:val="18"/>
-          <w:szCs w:val="18"/>
-        </w:rPr>
-        <w:t>O(</w:t>
-      </w:r>
-      <w:proofErr w:type="gramEnd"/>
-      <w:r>
-        <w:rPr>
-          <w:rFonts w:ascii="Consolas" w:eastAsia="Consolas" w:hAnsi="Consolas" w:cs="Consolas"/>
-          <w:sz w:val="18"/>
-          <w:szCs w:val="18"/>
-        </w:rPr>
-        <w:t>1)</w:t>
-      </w:r>
-    </w:p>
-    <w:p>
-      <w:pPr>
-        <w:shd w:val="clear" w:color="auto" w:fill="F2F2F2"/>
-        <w:ind w:left="200"/>
-      </w:pPr>
-      <w:r>
-        <w:rPr>
-          <w:rFonts w:ascii="Consolas" w:eastAsia="Consolas" w:hAnsi="Consolas" w:cs="Consolas"/>
-          <w:sz w:val="18"/>
-          <w:szCs w:val="18"/>
-        </w:rPr>
-        <w:t xml:space="preserve">    </w:t>
-      </w:r>
-      <w:proofErr w:type="spellStart"/>
-      <w:r>
-        <w:rPr>
-          <w:rFonts w:ascii="Consolas" w:eastAsia="Consolas" w:hAnsi="Consolas" w:cs="Consolas"/>
-          <w:sz w:val="18"/>
-          <w:szCs w:val="18"/>
-        </w:rPr>
-        <w:t>Database.InsertRange</w:t>
-      </w:r>
-      <w:proofErr w:type="spellEnd"/>
-      <w:r>
-        <w:rPr>
-          <w:rFonts w:ascii="Consolas" w:eastAsia="Consolas" w:hAnsi="Consolas" w:cs="Consolas"/>
-          <w:sz w:val="18"/>
-          <w:szCs w:val="18"/>
-        </w:rPr>
-        <w:t>(</w:t>
-      </w:r>
-      <w:proofErr w:type="spellStart"/>
-      <w:proofErr w:type="gramStart"/>
-      <w:r>
-        <w:rPr>
-          <w:rFonts w:ascii="Consolas" w:eastAsia="Consolas" w:hAnsi="Consolas" w:cs="Consolas"/>
-          <w:sz w:val="18"/>
-          <w:szCs w:val="18"/>
-        </w:rPr>
-        <w:t>saleItems</w:t>
-      </w:r>
-      <w:proofErr w:type="spellEnd"/>
-      <w:r>
-        <w:rPr>
-          <w:rFonts w:ascii="Consolas" w:eastAsia="Consolas" w:hAnsi="Consolas" w:cs="Consolas"/>
-          <w:sz w:val="18"/>
-          <w:szCs w:val="18"/>
-        </w:rPr>
-        <w:t xml:space="preserve">)   </w:t>
-      </w:r>
-      <w:proofErr w:type="gramEnd"/>
-      <w:r>
-        <w:rPr>
-          <w:rFonts w:ascii="Consolas" w:eastAsia="Consolas" w:hAnsi="Consolas" w:cs="Consolas"/>
-          <w:sz w:val="18"/>
-          <w:szCs w:val="18"/>
-        </w:rPr>
-        <w:t xml:space="preserve">                       // O(k)</w:t>
-      </w:r>
-    </w:p>
-    <w:p>
-      <w:pPr>
-        <w:shd w:val="clear" w:color="auto" w:fill="F2F2F2"/>
-        <w:ind w:left="200"/>
-      </w:pPr>
-      <w:r>
-        <w:rPr>
-          <w:rFonts w:ascii="Consolas" w:eastAsia="Consolas" w:hAnsi="Consolas" w:cs="Consolas"/>
-          <w:sz w:val="18"/>
-          <w:szCs w:val="18"/>
-        </w:rPr>
-        <w:t xml:space="preserve">    for each item in </w:t>
-      </w:r>
-      <w:proofErr w:type="spellStart"/>
-      <w:r>
-        <w:rPr>
-          <w:rFonts w:ascii="Consolas" w:eastAsia="Consolas" w:hAnsi="Consolas" w:cs="Consolas"/>
-          <w:sz w:val="18"/>
-          <w:szCs w:val="18"/>
-        </w:rPr>
-        <w:t>saleItems</w:t>
-      </w:r>
-      <w:proofErr w:type="spellEnd"/>
-      <w:r>
-        <w:rPr>
-          <w:rFonts w:ascii="Consolas" w:eastAsia="Consolas" w:hAnsi="Consolas" w:cs="Consolas"/>
-          <w:sz w:val="18"/>
-          <w:szCs w:val="18"/>
-        </w:rPr>
-        <w:t>:</w:t>
-      </w:r>
-    </w:p>
-    <w:p>
-      <w:pPr>
-        <w:shd w:val="clear" w:color="auto" w:fill="F2F2F2"/>
-        <w:ind w:left="200"/>
-      </w:pPr>
-      <w:r>
-        <w:rPr>
-          <w:rFonts w:ascii="Consolas" w:eastAsia="Consolas" w:hAnsi="Consolas" w:cs="Consolas"/>
-          <w:sz w:val="18"/>
-          <w:szCs w:val="18"/>
-        </w:rPr>
-        <w:t xml:space="preserve">        </w:t>
-      </w:r>
-      <w:proofErr w:type="spellStart"/>
-      <w:r>
-        <w:rPr>
-          <w:rFonts w:ascii="Consolas" w:eastAsia="Consolas" w:hAnsi="Consolas" w:cs="Consolas"/>
-          <w:sz w:val="18"/>
-          <w:szCs w:val="18"/>
-        </w:rPr>
-        <w:t>ProductRepository.UpdateStock</w:t>
-      </w:r>
-      <w:proofErr w:type="spellEnd"/>
-      <w:r>
-        <w:rPr>
-          <w:rFonts w:ascii="Consolas" w:eastAsia="Consolas" w:hAnsi="Consolas" w:cs="Consolas"/>
-          <w:sz w:val="18"/>
-          <w:szCs w:val="18"/>
-        </w:rPr>
-        <w:t>(...)                   // O(n)</w:t>
+        <w:t>function RecordSale(lines):</w:t>
+      </w:r>
+    </w:p>
+    <w:p>
+      <w:pPr>
+        <w:shd w:val="clear" w:color="auto" w:fill="F2F2F2"/>
+        <w:ind w:left="200"/>
+      </w:pPr>
+      <w:r>
+        <w:rPr>
+          <w:rFonts w:ascii="Consolas" w:eastAsia="Consolas" w:hAnsi="Consolas" w:cs="Consolas"/>
+          <w:sz w:val="18"/>
+          <w:szCs w:val="18"/>
+        </w:rPr>
+        <w:t xml:space="preserve">    for each (productId, quantity) in lines:</w:t>
+      </w:r>
+    </w:p>
+    <w:p>
+      <w:pPr>
+        <w:shd w:val="clear" w:color="auto" w:fill="F2F2F2"/>
+        <w:ind w:left="200"/>
+      </w:pPr>
+      <w:r>
+        <w:rPr>
+          <w:rFonts w:ascii="Consolas" w:eastAsia="Consolas" w:hAnsi="Consolas" w:cs="Consolas"/>
+          <w:sz w:val="18"/>
+          <w:szCs w:val="18"/>
+        </w:rPr>
+        <w:t xml:space="preserve">        product = ProductRepository.FindById(productId)   // O(n)</w:t>
+      </w:r>
+    </w:p>
+    <w:p>
+      <w:pPr>
+        <w:shd w:val="clear" w:color="auto" w:fill="F2F2F2"/>
+        <w:ind w:left="200"/>
+      </w:pPr>
+      <w:r>
+        <w:rPr>
+          <w:rFonts w:ascii="Consolas" w:eastAsia="Consolas" w:hAnsi="Consolas" w:cs="Consolas"/>
+          <w:sz w:val="18"/>
+          <w:szCs w:val="18"/>
+        </w:rPr>
+        <w:t xml:space="preserve">        if product.quantityInStock &lt; quantity: throw "insufficient stock"</w:t>
+      </w:r>
+    </w:p>
+    <w:p>
+      <w:pPr>
+        <w:shd w:val="clear" w:color="auto" w:fill="F2F2F2"/>
+        <w:ind w:left="200"/>
+      </w:pPr>
+      <w:r>
+        <w:rPr>
+          <w:rFonts w:ascii="Consolas" w:eastAsia="Consolas" w:hAnsi="Consolas" w:cs="Consolas"/>
+          <w:sz w:val="18"/>
+          <w:szCs w:val="18"/>
+        </w:rPr>
+        <w:t xml:space="preserve">        saleItems.Add(new SaleItem(...))                    // O(1) amortised</w:t>
+      </w:r>
+    </w:p>
+    <w:p>
+      <w:pPr>
+        <w:shd w:val="clear" w:color="auto" w:fill="F2F2F2"/>
+        <w:ind w:left="200"/>
+      </w:pPr>
+      <w:r>
+        <w:rPr>
+          <w:rFonts w:ascii="Consolas" w:eastAsia="Consolas" w:hAnsi="Consolas" w:cs="Consolas"/>
+          <w:sz w:val="18"/>
+          <w:szCs w:val="18"/>
+        </w:rPr>
+        <w:t xml:space="preserve">    Database.Insert(sale)                                    // O(1)</w:t>
+      </w:r>
+    </w:p>
+    <w:p>
+      <w:pPr>
+        <w:shd w:val="clear" w:color="auto" w:fill="F2F2F2"/>
+        <w:ind w:left="200"/>
+      </w:pPr>
+      <w:r>
+        <w:rPr>
+          <w:rFonts w:ascii="Consolas" w:eastAsia="Consolas" w:hAnsi="Consolas" w:cs="Consolas"/>
+          <w:sz w:val="18"/>
+          <w:szCs w:val="18"/>
+        </w:rPr>
+        <w:t xml:space="preserve">    Database.InsertRange(saleItems)                          // O(k)</w:t>
+      </w:r>
+    </w:p>
+    <w:p>
+      <w:pPr>
+        <w:shd w:val="clear" w:color="auto" w:fill="F2F2F2"/>
+        <w:ind w:left="200"/>
+      </w:pPr>
+      <w:r>
+        <w:rPr>
+          <w:rFonts w:ascii="Consolas" w:eastAsia="Consolas" w:hAnsi="Consolas" w:cs="Consolas"/>
+          <w:sz w:val="18"/>
+          <w:szCs w:val="18"/>
+        </w:rPr>
+        <w:t xml:space="preserve">    for each item in saleItems:</w:t>
+      </w:r>
+    </w:p>
+    <w:p>
+      <w:pPr>
+        <w:shd w:val="clear" w:color="auto" w:fill="F2F2F2"/>
+        <w:ind w:left="200"/>
+      </w:pPr>
+      <w:r>
+        <w:rPr>
+          <w:rFonts w:ascii="Consolas" w:eastAsia="Consolas" w:hAnsi="Consolas" w:cs="Consolas"/>
+          <w:sz w:val="18"/>
+          <w:szCs w:val="18"/>
+        </w:rPr>
+        <w:t xml:space="preserve">        ProductRepository.UpdateStock(...)                   // O(n)</w:t>
       </w:r>
     </w:p>
     <w:p>
@@ -2330,71 +968,7 @@
           <w:sz w:val="18"/>
           <w:szCs w:val="18"/>
         </w:rPr>
-        <w:t xml:space="preserve">        </w:t>
-      </w:r>
-      <w:proofErr w:type="spellStart"/>
-      <w:r>
-        <w:rPr>
-          <w:rFonts w:ascii="Consolas" w:eastAsia="Consolas" w:hAnsi="Consolas" w:cs="Consolas"/>
-          <w:sz w:val="18"/>
-          <w:szCs w:val="18"/>
-        </w:rPr>
-        <w:t>StockLog.Add</w:t>
-      </w:r>
-      <w:proofErr w:type="spellEnd"/>
-      <w:r>
-        <w:rPr>
-          <w:rFonts w:ascii="Consolas" w:eastAsia="Consolas" w:hAnsi="Consolas" w:cs="Consolas"/>
-          <w:sz w:val="18"/>
-          <w:szCs w:val="18"/>
-        </w:rPr>
-        <w:t xml:space="preserve">(new </w:t>
-      </w:r>
-      <w:proofErr w:type="spellStart"/>
-      <w:r>
-        <w:rPr>
-          <w:rFonts w:ascii="Consolas" w:eastAsia="Consolas" w:hAnsi="Consolas" w:cs="Consolas"/>
-          <w:sz w:val="18"/>
-          <w:szCs w:val="18"/>
-        </w:rPr>
-        <w:t>StockRecord</w:t>
-      </w:r>
-      <w:proofErr w:type="spellEnd"/>
-      <w:proofErr w:type="gramStart"/>
-      <w:r>
-        <w:rPr>
-          <w:rFonts w:ascii="Consolas" w:eastAsia="Consolas" w:hAnsi="Consolas" w:cs="Consolas"/>
-          <w:sz w:val="18"/>
-          <w:szCs w:val="18"/>
-        </w:rPr>
-        <w:t xml:space="preserve">(...))   </w:t>
-      </w:r>
-      <w:proofErr w:type="gramEnd"/>
-      <w:r>
-        <w:rPr>
-          <w:rFonts w:ascii="Consolas" w:eastAsia="Consolas" w:hAnsi="Consolas" w:cs="Consolas"/>
-          <w:sz w:val="18"/>
-          <w:szCs w:val="18"/>
-        </w:rPr>
-        <w:t xml:space="preserve">                // </w:t>
-      </w:r>
-      <w:proofErr w:type="gramStart"/>
-      <w:r>
-        <w:rPr>
-          <w:rFonts w:ascii="Consolas" w:eastAsia="Consolas" w:hAnsi="Consolas" w:cs="Consolas"/>
-          <w:sz w:val="18"/>
-          <w:szCs w:val="18"/>
-        </w:rPr>
-        <w:t>O(</w:t>
-      </w:r>
-      <w:proofErr w:type="gramEnd"/>
-      <w:r>
-        <w:rPr>
-          <w:rFonts w:ascii="Consolas" w:eastAsia="Consolas" w:hAnsi="Consolas" w:cs="Consolas"/>
-          <w:sz w:val="18"/>
-          <w:szCs w:val="18"/>
-        </w:rPr>
-        <w:t>1) amortised</w:t>
+        <w:t xml:space="preserve">        StockLog.Add(new StockRecord(...))                   // O(1) amortised</w:t>
       </w:r>
     </w:p>
     <w:p>
@@ -2403,15 +977,7 @@
       </w:pPr>
       <w:r>
         <w:lastRenderedPageBreak/>
-        <w:t>Overall O(</w:t>
-      </w:r>
-      <w:proofErr w:type="spellStart"/>
-      <w:r>
-        <w:t>k·n</w:t>
-      </w:r>
-      <w:proofErr w:type="spellEnd"/>
-      <w:r>
-        <w:t>) where k is the number of line items in the sale and n is the catalogue size – fast in practice for a small shop's typical basket size and catalogue.</w:t>
+        <w:t>Overall O(k·n) where k is the number of line items in the sale and n is the catalogue size – fast in practice for a small shop's typical basket size and catalogue.</w:t>
       </w:r>
     </w:p>
     <w:p>
@@ -2436,35 +1002,7 @@
           <w:sz w:val="18"/>
           <w:szCs w:val="18"/>
         </w:rPr>
-        <w:t xml:space="preserve">function </w:t>
-      </w:r>
-      <w:proofErr w:type="spellStart"/>
-      <w:proofErr w:type="gramStart"/>
-      <w:r>
-        <w:rPr>
-          <w:rFonts w:ascii="Consolas" w:eastAsia="Consolas" w:hAnsi="Consolas" w:cs="Consolas"/>
-          <w:sz w:val="18"/>
-          <w:szCs w:val="18"/>
-        </w:rPr>
-        <w:t>LowStockReport</w:t>
-      </w:r>
-      <w:proofErr w:type="spellEnd"/>
-      <w:r>
-        <w:rPr>
-          <w:rFonts w:ascii="Consolas" w:eastAsia="Consolas" w:hAnsi="Consolas" w:cs="Consolas"/>
-          <w:sz w:val="18"/>
-          <w:szCs w:val="18"/>
-        </w:rPr>
-        <w:t>(</w:t>
-      </w:r>
-      <w:proofErr w:type="gramEnd"/>
-      <w:r>
-        <w:rPr>
-          <w:rFonts w:ascii="Consolas" w:eastAsia="Consolas" w:hAnsi="Consolas" w:cs="Consolas"/>
-          <w:sz w:val="18"/>
-          <w:szCs w:val="18"/>
-        </w:rPr>
-        <w:t>):</w:t>
+        <w:t>function LowStockReport():</w:t>
       </w:r>
     </w:p>
     <w:p>
@@ -2492,105 +1030,21 @@
           <w:sz w:val="18"/>
           <w:szCs w:val="18"/>
         </w:rPr>
-        <w:t xml:space="preserve">    for each product in </w:t>
-      </w:r>
-      <w:proofErr w:type="spellStart"/>
-      <w:r>
-        <w:rPr>
-          <w:rFonts w:ascii="Consolas" w:eastAsia="Consolas" w:hAnsi="Consolas" w:cs="Consolas"/>
-          <w:sz w:val="18"/>
-          <w:szCs w:val="18"/>
-        </w:rPr>
-        <w:t>DynamicArray</w:t>
-      </w:r>
-      <w:proofErr w:type="spellEnd"/>
-      <w:r>
-        <w:rPr>
-          <w:rFonts w:ascii="Consolas" w:eastAsia="Consolas" w:hAnsi="Consolas" w:cs="Consolas"/>
-          <w:sz w:val="18"/>
-          <w:szCs w:val="18"/>
-        </w:rPr>
-        <w:t>:        // O(n)</w:t>
-      </w:r>
-    </w:p>
-    <w:p>
-      <w:pPr>
-        <w:shd w:val="clear" w:color="auto" w:fill="F2F2F2"/>
-        <w:ind w:left="200"/>
-      </w:pPr>
-      <w:r>
-        <w:rPr>
-          <w:rFonts w:ascii="Consolas" w:eastAsia="Consolas" w:hAnsi="Consolas" w:cs="Consolas"/>
-          <w:sz w:val="18"/>
-          <w:szCs w:val="18"/>
-        </w:rPr>
-        <w:t xml:space="preserve">        if </w:t>
-      </w:r>
-      <w:proofErr w:type="spellStart"/>
-      <w:proofErr w:type="gramStart"/>
-      <w:r>
-        <w:rPr>
-          <w:rFonts w:ascii="Consolas" w:eastAsia="Consolas" w:hAnsi="Consolas" w:cs="Consolas"/>
-          <w:sz w:val="18"/>
-          <w:szCs w:val="18"/>
-        </w:rPr>
-        <w:t>product.status</w:t>
-      </w:r>
-      <w:proofErr w:type="spellEnd"/>
-      <w:r>
-        <w:rPr>
-          <w:rFonts w:ascii="Consolas" w:eastAsia="Consolas" w:hAnsi="Consolas" w:cs="Consolas"/>
-          <w:sz w:val="18"/>
-          <w:szCs w:val="18"/>
-        </w:rPr>
-        <w:t xml:space="preserve"> !=</w:t>
-      </w:r>
-      <w:proofErr w:type="gramEnd"/>
-      <w:r>
-        <w:rPr>
-          <w:rFonts w:ascii="Consolas" w:eastAsia="Consolas" w:hAnsi="Consolas" w:cs="Consolas"/>
-          <w:sz w:val="18"/>
-          <w:szCs w:val="18"/>
-        </w:rPr>
-        <w:t xml:space="preserve"> </w:t>
-      </w:r>
-      <w:proofErr w:type="spellStart"/>
-      <w:r>
-        <w:rPr>
-          <w:rFonts w:ascii="Consolas" w:eastAsia="Consolas" w:hAnsi="Consolas" w:cs="Consolas"/>
-          <w:sz w:val="18"/>
-          <w:szCs w:val="18"/>
-        </w:rPr>
-        <w:t>InStock</w:t>
-      </w:r>
-      <w:proofErr w:type="spellEnd"/>
-      <w:r>
-        <w:rPr>
-          <w:rFonts w:ascii="Consolas" w:eastAsia="Consolas" w:hAnsi="Consolas" w:cs="Consolas"/>
-          <w:sz w:val="18"/>
-          <w:szCs w:val="18"/>
-        </w:rPr>
-        <w:t xml:space="preserve">: </w:t>
-      </w:r>
-      <w:proofErr w:type="spellStart"/>
-      <w:proofErr w:type="gramStart"/>
-      <w:r>
-        <w:rPr>
-          <w:rFonts w:ascii="Consolas" w:eastAsia="Consolas" w:hAnsi="Consolas" w:cs="Consolas"/>
-          <w:sz w:val="18"/>
-          <w:szCs w:val="18"/>
-        </w:rPr>
-        <w:t>result.Add</w:t>
-      </w:r>
-      <w:proofErr w:type="spellEnd"/>
-      <w:proofErr w:type="gramEnd"/>
-      <w:r>
-        <w:rPr>
-          <w:rFonts w:ascii="Consolas" w:eastAsia="Consolas" w:hAnsi="Consolas" w:cs="Consolas"/>
-          <w:sz w:val="18"/>
-          <w:szCs w:val="18"/>
-        </w:rPr>
-        <w:t>(product)</w:t>
+        <w:t xml:space="preserve">    for each product in DynamicArray:        // O(n)</w:t>
+      </w:r>
+    </w:p>
+    <w:p>
+      <w:pPr>
+        <w:shd w:val="clear" w:color="auto" w:fill="F2F2F2"/>
+        <w:ind w:left="200"/>
+      </w:pPr>
+      <w:r>
+        <w:rPr>
+          <w:rFonts w:ascii="Consolas" w:eastAsia="Consolas" w:hAnsi="Consolas" w:cs="Consolas"/>
+          <w:sz w:val="18"/>
+          <w:szCs w:val="18"/>
+        </w:rPr>
+        <w:t xml:space="preserve">        if product.status != InStock: result.Add(product)</w:t>
       </w:r>
     </w:p>
     <w:p>
@@ -2620,103 +1074,21 @@
           <w:sz w:val="18"/>
           <w:szCs w:val="18"/>
         </w:rPr>
-        <w:t xml:space="preserve">function </w:t>
-      </w:r>
-      <w:proofErr w:type="spellStart"/>
-      <w:proofErr w:type="gramStart"/>
-      <w:r>
-        <w:rPr>
-          <w:rFonts w:ascii="Consolas" w:eastAsia="Consolas" w:hAnsi="Consolas" w:cs="Consolas"/>
-          <w:sz w:val="18"/>
-          <w:szCs w:val="18"/>
-        </w:rPr>
-        <w:t>SalesByProduct</w:t>
-      </w:r>
-      <w:proofErr w:type="spellEnd"/>
-      <w:r>
-        <w:rPr>
-          <w:rFonts w:ascii="Consolas" w:eastAsia="Consolas" w:hAnsi="Consolas" w:cs="Consolas"/>
-          <w:sz w:val="18"/>
-          <w:szCs w:val="18"/>
-        </w:rPr>
-        <w:t>(</w:t>
-      </w:r>
-      <w:proofErr w:type="gramEnd"/>
-      <w:r>
-        <w:rPr>
-          <w:rFonts w:ascii="Consolas" w:eastAsia="Consolas" w:hAnsi="Consolas" w:cs="Consolas"/>
-          <w:sz w:val="18"/>
-          <w:szCs w:val="18"/>
-        </w:rPr>
-        <w:t>):</w:t>
-      </w:r>
-    </w:p>
-    <w:p>
-      <w:pPr>
-        <w:shd w:val="clear" w:color="auto" w:fill="F2F2F2"/>
-        <w:ind w:left="200"/>
-      </w:pPr>
-      <w:r>
-        <w:rPr>
-          <w:rFonts w:ascii="Consolas" w:eastAsia="Consolas" w:hAnsi="Consolas" w:cs="Consolas"/>
-          <w:sz w:val="18"/>
-          <w:szCs w:val="18"/>
-        </w:rPr>
-        <w:t xml:space="preserve">    totals = new </w:t>
-      </w:r>
-      <w:proofErr w:type="spellStart"/>
-      <w:r>
-        <w:rPr>
-          <w:rFonts w:ascii="Consolas" w:eastAsia="Consolas" w:hAnsi="Consolas" w:cs="Consolas"/>
-          <w:sz w:val="18"/>
-          <w:szCs w:val="18"/>
-        </w:rPr>
-        <w:t>HashTable</w:t>
-      </w:r>
-      <w:proofErr w:type="spellEnd"/>
-      <w:r>
-        <w:rPr>
-          <w:rFonts w:ascii="Consolas" w:eastAsia="Consolas" w:hAnsi="Consolas" w:cs="Consolas"/>
-          <w:sz w:val="18"/>
-          <w:szCs w:val="18"/>
-        </w:rPr>
-        <w:t>&lt;</w:t>
-      </w:r>
-      <w:proofErr w:type="spellStart"/>
-      <w:r>
-        <w:rPr>
-          <w:rFonts w:ascii="Consolas" w:eastAsia="Consolas" w:hAnsi="Consolas" w:cs="Consolas"/>
-          <w:sz w:val="18"/>
-          <w:szCs w:val="18"/>
-        </w:rPr>
-        <w:t>productId</w:t>
-      </w:r>
-      <w:proofErr w:type="spellEnd"/>
-      <w:r>
-        <w:rPr>
-          <w:rFonts w:ascii="Consolas" w:eastAsia="Consolas" w:hAnsi="Consolas" w:cs="Consolas"/>
-          <w:sz w:val="18"/>
-          <w:szCs w:val="18"/>
-        </w:rPr>
-        <w:t>, (qty, revenue)</w:t>
-      </w:r>
-      <w:proofErr w:type="gramStart"/>
-      <w:r>
-        <w:rPr>
-          <w:rFonts w:ascii="Consolas" w:eastAsia="Consolas" w:hAnsi="Consolas" w:cs="Consolas"/>
-          <w:sz w:val="18"/>
-          <w:szCs w:val="18"/>
-        </w:rPr>
-        <w:t>&gt;(</w:t>
-      </w:r>
-      <w:proofErr w:type="gramEnd"/>
-      <w:r>
-        <w:rPr>
-          <w:rFonts w:ascii="Consolas" w:eastAsia="Consolas" w:hAnsi="Consolas" w:cs="Consolas"/>
-          <w:sz w:val="18"/>
-          <w:szCs w:val="18"/>
-        </w:rPr>
-        <w:t>)</w:t>
+        <w:t>function SalesByProduct():</w:t>
+      </w:r>
+    </w:p>
+    <w:p>
+      <w:pPr>
+        <w:shd w:val="clear" w:color="auto" w:fill="F2F2F2"/>
+        <w:ind w:left="200"/>
+      </w:pPr>
+      <w:r>
+        <w:rPr>
+          <w:rFonts w:ascii="Consolas" w:eastAsia="Consolas" w:hAnsi="Consolas" w:cs="Consolas"/>
+          <w:sz w:val="18"/>
+          <w:szCs w:val="18"/>
+        </w:rPr>
+        <w:t xml:space="preserve">    totals = new HashTable&lt;productId, (qty, revenue)&gt;()</w:t>
       </w:r>
     </w:p>
     <w:p>
@@ -2744,135 +1116,21 @@
           <w:sz w:val="18"/>
           <w:szCs w:val="18"/>
         </w:rPr>
-        <w:t xml:space="preserve">        for each item in </w:t>
-      </w:r>
-      <w:proofErr w:type="spellStart"/>
-      <w:proofErr w:type="gramStart"/>
-      <w:r>
-        <w:rPr>
-          <w:rFonts w:ascii="Consolas" w:eastAsia="Consolas" w:hAnsi="Consolas" w:cs="Consolas"/>
-          <w:sz w:val="18"/>
-          <w:szCs w:val="18"/>
-        </w:rPr>
-        <w:t>sale.items</w:t>
-      </w:r>
-      <w:proofErr w:type="spellEnd"/>
-      <w:proofErr w:type="gramEnd"/>
-      <w:r>
-        <w:rPr>
-          <w:rFonts w:ascii="Consolas" w:eastAsia="Consolas" w:hAnsi="Consolas" w:cs="Consolas"/>
-          <w:sz w:val="18"/>
-          <w:szCs w:val="18"/>
-        </w:rPr>
-        <w:t>:          // O(</w:t>
-      </w:r>
-      <w:proofErr w:type="spellStart"/>
-      <w:r>
-        <w:rPr>
-          <w:rFonts w:ascii="Consolas" w:eastAsia="Consolas" w:hAnsi="Consolas" w:cs="Consolas"/>
-          <w:sz w:val="18"/>
-          <w:szCs w:val="18"/>
-        </w:rPr>
-        <w:t>i</w:t>
-      </w:r>
-      <w:proofErr w:type="spellEnd"/>
-      <w:r>
-        <w:rPr>
-          <w:rFonts w:ascii="Consolas" w:eastAsia="Consolas" w:hAnsi="Consolas" w:cs="Consolas"/>
-          <w:sz w:val="18"/>
-          <w:szCs w:val="18"/>
-        </w:rPr>
-        <w:t>) per sale</w:t>
-      </w:r>
-    </w:p>
-    <w:p>
-      <w:pPr>
-        <w:shd w:val="clear" w:color="auto" w:fill="F2F2F2"/>
-        <w:ind w:left="200"/>
-      </w:pPr>
-      <w:r>
-        <w:rPr>
-          <w:rFonts w:ascii="Consolas" w:eastAsia="Consolas" w:hAnsi="Consolas" w:cs="Consolas"/>
-          <w:sz w:val="18"/>
-          <w:szCs w:val="18"/>
-        </w:rPr>
-        <w:t xml:space="preserve">            </w:t>
-      </w:r>
-      <w:proofErr w:type="spellStart"/>
-      <w:proofErr w:type="gramStart"/>
-      <w:r>
-        <w:rPr>
-          <w:rFonts w:ascii="Consolas" w:eastAsia="Consolas" w:hAnsi="Consolas" w:cs="Consolas"/>
-          <w:sz w:val="18"/>
-          <w:szCs w:val="18"/>
-        </w:rPr>
-        <w:t>totals.Add</w:t>
-      </w:r>
-      <w:proofErr w:type="spellEnd"/>
-      <w:proofErr w:type="gramEnd"/>
-      <w:r>
-        <w:rPr>
-          <w:rFonts w:ascii="Consolas" w:eastAsia="Consolas" w:hAnsi="Consolas" w:cs="Consolas"/>
-          <w:sz w:val="18"/>
-          <w:szCs w:val="18"/>
-        </w:rPr>
-        <w:t>(</w:t>
-      </w:r>
-      <w:proofErr w:type="spellStart"/>
-      <w:proofErr w:type="gramStart"/>
-      <w:r>
-        <w:rPr>
-          <w:rFonts w:ascii="Consolas" w:eastAsia="Consolas" w:hAnsi="Consolas" w:cs="Consolas"/>
-          <w:sz w:val="18"/>
-          <w:szCs w:val="18"/>
-        </w:rPr>
-        <w:t>item.productId</w:t>
-      </w:r>
-      <w:proofErr w:type="spellEnd"/>
-      <w:proofErr w:type="gramEnd"/>
-      <w:r>
-        <w:rPr>
-          <w:rFonts w:ascii="Consolas" w:eastAsia="Consolas" w:hAnsi="Consolas" w:cs="Consolas"/>
-          <w:sz w:val="18"/>
-          <w:szCs w:val="18"/>
-        </w:rPr>
-        <w:t>, accumulate(item</w:t>
-      </w:r>
-      <w:proofErr w:type="gramStart"/>
-      <w:r>
-        <w:rPr>
-          <w:rFonts w:ascii="Consolas" w:eastAsia="Consolas" w:hAnsi="Consolas" w:cs="Consolas"/>
-          <w:sz w:val="18"/>
-          <w:szCs w:val="18"/>
-        </w:rPr>
-        <w:t>))  /</w:t>
-      </w:r>
-      <w:proofErr w:type="gramEnd"/>
-      <w:r>
-        <w:rPr>
-          <w:rFonts w:ascii="Consolas" w:eastAsia="Consolas" w:hAnsi="Consolas" w:cs="Consolas"/>
-          <w:sz w:val="18"/>
-          <w:szCs w:val="18"/>
-        </w:rPr>
-        <w:t xml:space="preserve">/ </w:t>
-      </w:r>
-      <w:proofErr w:type="gramStart"/>
-      <w:r>
-        <w:rPr>
-          <w:rFonts w:ascii="Consolas" w:eastAsia="Consolas" w:hAnsi="Consolas" w:cs="Consolas"/>
-          <w:sz w:val="18"/>
-          <w:szCs w:val="18"/>
-        </w:rPr>
-        <w:t>O(</w:t>
-      </w:r>
-      <w:proofErr w:type="gramEnd"/>
-      <w:r>
-        <w:rPr>
-          <w:rFonts w:ascii="Consolas" w:eastAsia="Consolas" w:hAnsi="Consolas" w:cs="Consolas"/>
-          <w:sz w:val="18"/>
-          <w:szCs w:val="18"/>
-        </w:rPr>
-        <w:t>1) average</w:t>
+        <w:t xml:space="preserve">        for each item in sale.items:          // O(i) per sale</w:t>
+      </w:r>
+    </w:p>
+    <w:p>
+      <w:pPr>
+        <w:shd w:val="clear" w:color="auto" w:fill="F2F2F2"/>
+        <w:ind w:left="200"/>
+      </w:pPr>
+      <w:r>
+        <w:rPr>
+          <w:rFonts w:ascii="Consolas" w:eastAsia="Consolas" w:hAnsi="Consolas" w:cs="Consolas"/>
+          <w:sz w:val="18"/>
+          <w:szCs w:val="18"/>
+        </w:rPr>
+        <w:t xml:space="preserve">            totals.Add(item.productId, accumulate(item))  // O(1) average</w:t>
       </w:r>
     </w:p>
     <w:p>
@@ -2887,25 +1145,7 @@
           <w:sz w:val="18"/>
           <w:szCs w:val="18"/>
         </w:rPr>
-        <w:t xml:space="preserve">    return totals joined with product </w:t>
-      </w:r>
-      <w:proofErr w:type="gramStart"/>
-      <w:r>
-        <w:rPr>
-          <w:rFonts w:ascii="Consolas" w:eastAsia="Consolas" w:hAnsi="Consolas" w:cs="Consolas"/>
-          <w:sz w:val="18"/>
-          <w:szCs w:val="18"/>
-        </w:rPr>
-        <w:t>titles  /</w:t>
-      </w:r>
-      <w:proofErr w:type="gramEnd"/>
-      <w:r>
-        <w:rPr>
-          <w:rFonts w:ascii="Consolas" w:eastAsia="Consolas" w:hAnsi="Consolas" w:cs="Consolas"/>
-          <w:sz w:val="18"/>
-          <w:szCs w:val="18"/>
-        </w:rPr>
-        <w:t>/ O(n)</w:t>
+        <w:t xml:space="preserve">    return totals joined with product titles  // O(n)</w:t>
       </w:r>
     </w:p>
     <w:p>
@@ -2913,23 +1153,7 @@
         <w:spacing w:after="100" w:line="264" w:lineRule="auto"/>
       </w:pPr>
       <w:r>
-        <w:t xml:space="preserve">Both reports run in O(n) over the relevant record set, with the sales aggregation using a </w:t>
-      </w:r>
-      <w:proofErr w:type="spellStart"/>
-      <w:r>
-        <w:t>HashTable</w:t>
-      </w:r>
-      <w:proofErr w:type="spellEnd"/>
-      <w:r>
-        <w:t xml:space="preserve"> to keep per-product accumulation at </w:t>
-      </w:r>
-      <w:proofErr w:type="gramStart"/>
-      <w:r>
-        <w:t>O(</w:t>
-      </w:r>
-      <w:proofErr w:type="gramEnd"/>
-      <w:r>
-        <w:t>1) average.</w:t>
+        <w:t>Both reports run in O(n) over the relevant record set, with the sales aggregation using a HashTable to keep per-product accumulation at O(1) average.</w:t>
       </w:r>
     </w:p>
     <w:p>
@@ -2965,12 +1189,6 @@
         <w:gridCol w:w="2644"/>
       </w:tblGrid>
       <w:tr>
-        <w:tblPrEx>
-          <w:tblCellMar>
-            <w:top w:w="0" w:type="dxa"/>
-            <w:bottom w:w="0" w:type="dxa"/>
-          </w:tblCellMar>
-        </w:tblPrEx>
         <w:tc>
           <w:tcPr>
             <w:tcW w:w="3120" w:type="dxa"/>
@@ -3045,12 +1263,6 @@
         </w:tc>
       </w:tr>
       <w:tr>
-        <w:tblPrEx>
-          <w:tblCellMar>
-            <w:top w:w="0" w:type="dxa"/>
-            <w:bottom w:w="0" w:type="dxa"/>
-          </w:tblCellMar>
-        </w:tblPrEx>
         <w:tc>
           <w:tcPr>
             <w:tcW w:w="4680" w:type="dxa"/>
@@ -3067,39 +1279,7 @@
                 <w:sz w:val="20"/>
                 <w:szCs w:val="20"/>
               </w:rPr>
-              <w:t>Add product (</w:t>
-            </w:r>
-            <w:proofErr w:type="spellStart"/>
-            <w:r>
-              <w:rPr>
-                <w:sz w:val="20"/>
-                <w:szCs w:val="20"/>
-              </w:rPr>
-              <w:t>HashTable</w:t>
-            </w:r>
-            <w:proofErr w:type="spellEnd"/>
-            <w:r>
-              <w:rPr>
-                <w:sz w:val="20"/>
-                <w:szCs w:val="20"/>
-              </w:rPr>
-              <w:t xml:space="preserve"> + BST + </w:t>
-            </w:r>
-            <w:proofErr w:type="spellStart"/>
-            <w:r>
-              <w:rPr>
-                <w:sz w:val="20"/>
-                <w:szCs w:val="20"/>
-              </w:rPr>
-              <w:t>DynamicArray</w:t>
-            </w:r>
-            <w:proofErr w:type="spellEnd"/>
-            <w:r>
-              <w:rPr>
-                <w:sz w:val="20"/>
-                <w:szCs w:val="20"/>
-              </w:rPr>
-              <w:t>)</w:t>
+              <w:t>Add product (HashTable + BST + DynamicArray)</w:t>
             </w:r>
           </w:p>
         </w:tc>
@@ -3114,21 +1294,12 @@
             </w:tcMar>
           </w:tcPr>
           <w:p>
-            <w:proofErr w:type="gramStart"/>
             <w:r>
               <w:rPr>
                 <w:sz w:val="20"/>
                 <w:szCs w:val="20"/>
               </w:rPr>
-              <w:t>O(</w:t>
-            </w:r>
-            <w:proofErr w:type="gramEnd"/>
-            <w:r>
-              <w:rPr>
-                <w:sz w:val="20"/>
-                <w:szCs w:val="20"/>
-              </w:rPr>
-              <w:t>1)</w:t>
+              <w:t>O(1)</w:t>
             </w:r>
           </w:p>
         </w:tc>
@@ -3154,12 +1325,6 @@
         </w:tc>
       </w:tr>
       <w:tr>
-        <w:tblPrEx>
-          <w:tblCellMar>
-            <w:top w:w="0" w:type="dxa"/>
-            <w:bottom w:w="0" w:type="dxa"/>
-          </w:tblCellMar>
-        </w:tblPrEx>
         <w:tc>
           <w:tcPr>
             <w:tcW w:w="4680" w:type="dxa"/>
@@ -3176,23 +1341,7 @@
                 <w:sz w:val="20"/>
                 <w:szCs w:val="20"/>
               </w:rPr>
-              <w:t>Barcode lookup (</w:t>
-            </w:r>
-            <w:proofErr w:type="spellStart"/>
-            <w:r>
-              <w:rPr>
-                <w:sz w:val="20"/>
-                <w:szCs w:val="20"/>
-              </w:rPr>
-              <w:t>HashTable</w:t>
-            </w:r>
-            <w:proofErr w:type="spellEnd"/>
-            <w:r>
-              <w:rPr>
-                <w:sz w:val="20"/>
-                <w:szCs w:val="20"/>
-              </w:rPr>
-              <w:t>)</w:t>
+              <w:t>Barcode lookup (HashTable)</w:t>
             </w:r>
           </w:p>
         </w:tc>
@@ -3207,21 +1356,12 @@
             </w:tcMar>
           </w:tcPr>
           <w:p>
-            <w:proofErr w:type="gramStart"/>
             <w:r>
               <w:rPr>
                 <w:sz w:val="20"/>
                 <w:szCs w:val="20"/>
               </w:rPr>
-              <w:t>O(</w:t>
-            </w:r>
-            <w:proofErr w:type="gramEnd"/>
-            <w:r>
-              <w:rPr>
-                <w:sz w:val="20"/>
-                <w:szCs w:val="20"/>
-              </w:rPr>
-              <w:t>1)</w:t>
+              <w:t>O(1)</w:t>
             </w:r>
           </w:p>
         </w:tc>
@@ -3247,12 +1387,6 @@
         </w:tc>
       </w:tr>
       <w:tr>
-        <w:tblPrEx>
-          <w:tblCellMar>
-            <w:top w:w="0" w:type="dxa"/>
-            <w:bottom w:w="0" w:type="dxa"/>
-          </w:tblCellMar>
-        </w:tblPrEx>
         <w:tc>
           <w:tcPr>
             <w:tcW w:w="4680" w:type="dxa"/>
@@ -3284,21 +1418,12 @@
             </w:tcMar>
           </w:tcPr>
           <w:p>
-            <w:proofErr w:type="gramStart"/>
             <w:r>
               <w:rPr>
                 <w:sz w:val="20"/>
                 <w:szCs w:val="20"/>
               </w:rPr>
-              <w:t>O(</w:t>
-            </w:r>
-            <w:proofErr w:type="gramEnd"/>
-            <w:r>
-              <w:rPr>
-                <w:sz w:val="20"/>
-                <w:szCs w:val="20"/>
-              </w:rPr>
-              <w:t>log n)</w:t>
+              <w:t>O(log n)</w:t>
             </w:r>
           </w:p>
         </w:tc>
@@ -3324,12 +1449,6 @@
         </w:tc>
       </w:tr>
       <w:tr>
-        <w:tblPrEx>
-          <w:tblCellMar>
-            <w:top w:w="0" w:type="dxa"/>
-            <w:bottom w:w="0" w:type="dxa"/>
-          </w:tblCellMar>
-        </w:tblPrEx>
         <w:tc>
           <w:tcPr>
             <w:tcW w:w="4680" w:type="dxa"/>
@@ -3361,21 +1480,12 @@
             </w:tcMar>
           </w:tcPr>
           <w:p>
-            <w:proofErr w:type="gramStart"/>
             <w:r>
               <w:rPr>
                 <w:sz w:val="20"/>
                 <w:szCs w:val="20"/>
               </w:rPr>
-              <w:t>O(</w:t>
-            </w:r>
-            <w:proofErr w:type="gramEnd"/>
-            <w:r>
-              <w:rPr>
-                <w:sz w:val="20"/>
-                <w:szCs w:val="20"/>
-              </w:rPr>
-              <w:t>log n)</w:t>
+              <w:t>O(log n)</w:t>
             </w:r>
           </w:p>
         </w:tc>
@@ -3390,32 +1500,17 @@
             </w:tcMar>
           </w:tcPr>
           <w:p>
-            <w:proofErr w:type="gramStart"/>
             <w:r>
               <w:rPr>
                 <w:sz w:val="20"/>
                 <w:szCs w:val="20"/>
               </w:rPr>
-              <w:t>O(</w:t>
-            </w:r>
-            <w:proofErr w:type="gramEnd"/>
-            <w:r>
-              <w:rPr>
-                <w:sz w:val="20"/>
-                <w:szCs w:val="20"/>
-              </w:rPr>
-              <w:t>log n)</w:t>
+              <w:t>O(log n)</w:t>
             </w:r>
           </w:p>
         </w:tc>
       </w:tr>
       <w:tr>
-        <w:tblPrEx>
-          <w:tblCellMar>
-            <w:top w:w="0" w:type="dxa"/>
-            <w:bottom w:w="0" w:type="dxa"/>
-          </w:tblCellMar>
-        </w:tblPrEx>
         <w:tc>
           <w:tcPr>
             <w:tcW w:w="4680" w:type="dxa"/>
@@ -3478,12 +1573,6 @@
         </w:tc>
       </w:tr>
       <w:tr>
-        <w:tblPrEx>
-          <w:tblCellMar>
-            <w:top w:w="0" w:type="dxa"/>
-            <w:bottom w:w="0" w:type="dxa"/>
-          </w:tblCellMar>
-        </w:tblPrEx>
         <w:tc>
           <w:tcPr>
             <w:tcW w:w="4680" w:type="dxa"/>
@@ -3546,12 +1635,6 @@
         </w:tc>
       </w:tr>
       <w:tr>
-        <w:tblPrEx>
-          <w:tblCellMar>
-            <w:top w:w="0" w:type="dxa"/>
-            <w:bottom w:w="0" w:type="dxa"/>
-          </w:tblCellMar>
-        </w:tblPrEx>
         <w:tc>
           <w:tcPr>
             <w:tcW w:w="4680" w:type="dxa"/>
@@ -3614,12 +1697,6 @@
         </w:tc>
       </w:tr>
       <w:tr>
-        <w:tblPrEx>
-          <w:tblCellMar>
-            <w:top w:w="0" w:type="dxa"/>
-            <w:bottom w:w="0" w:type="dxa"/>
-          </w:tblCellMar>
-        </w:tblPrEx>
         <w:tc>
           <w:tcPr>
             <w:tcW w:w="4680" w:type="dxa"/>
@@ -3656,23 +1733,7 @@
                 <w:sz w:val="20"/>
                 <w:szCs w:val="20"/>
               </w:rPr>
-              <w:t>O(</w:t>
-            </w:r>
-            <w:proofErr w:type="spellStart"/>
-            <w:r>
-              <w:rPr>
-                <w:sz w:val="20"/>
-                <w:szCs w:val="20"/>
-              </w:rPr>
-              <w:t>k·n</w:t>
-            </w:r>
-            <w:proofErr w:type="spellEnd"/>
-            <w:r>
-              <w:rPr>
-                <w:sz w:val="20"/>
-                <w:szCs w:val="20"/>
-              </w:rPr>
-              <w:t>)</w:t>
+              <w:t>O(k·n)</w:t>
             </w:r>
           </w:p>
         </w:tc>
@@ -3692,34 +1753,12 @@
                 <w:sz w:val="20"/>
                 <w:szCs w:val="20"/>
               </w:rPr>
-              <w:t>O(</w:t>
-            </w:r>
-            <w:proofErr w:type="spellStart"/>
-            <w:r>
-              <w:rPr>
-                <w:sz w:val="20"/>
-                <w:szCs w:val="20"/>
-              </w:rPr>
-              <w:t>k·n</w:t>
-            </w:r>
-            <w:proofErr w:type="spellEnd"/>
-            <w:r>
-              <w:rPr>
-                <w:sz w:val="20"/>
-                <w:szCs w:val="20"/>
-              </w:rPr>
-              <w:t>)</w:t>
+              <w:t>O(k·n)</w:t>
             </w:r>
           </w:p>
         </w:tc>
       </w:tr>
       <w:tr>
-        <w:tblPrEx>
-          <w:tblCellMar>
-            <w:top w:w="0" w:type="dxa"/>
-            <w:bottom w:w="0" w:type="dxa"/>
-          </w:tblCellMar>
-        </w:tblPrEx>
         <w:tc>
           <w:tcPr>
             <w:tcW w:w="4680" w:type="dxa"/>
@@ -3782,12 +1821,6 @@
         </w:tc>
       </w:tr>
       <w:tr>
-        <w:tblPrEx>
-          <w:tblCellMar>
-            <w:top w:w="0" w:type="dxa"/>
-            <w:bottom w:w="0" w:type="dxa"/>
-          </w:tblCellMar>
-        </w:tblPrEx>
         <w:tc>
           <w:tcPr>
             <w:tcW w:w="4680" w:type="dxa"/>
@@ -3819,21 +1852,12 @@
             </w:tcMar>
           </w:tcPr>
           <w:p>
-            <w:proofErr w:type="gramStart"/>
             <w:r>
               <w:rPr>
                 <w:sz w:val="20"/>
                 <w:szCs w:val="20"/>
               </w:rPr>
-              <w:t>O(</w:t>
-            </w:r>
-            <w:proofErr w:type="gramEnd"/>
-            <w:r>
-              <w:rPr>
-                <w:sz w:val="20"/>
-                <w:szCs w:val="20"/>
-              </w:rPr>
-              <w:t>total sale items)</w:t>
+              <w:t>O(total sale items)</w:t>
             </w:r>
           </w:p>
         </w:tc>
@@ -3848,21 +1872,12 @@
             </w:tcMar>
           </w:tcPr>
           <w:p>
-            <w:proofErr w:type="gramStart"/>
             <w:r>
               <w:rPr>
                 <w:sz w:val="20"/>
                 <w:szCs w:val="20"/>
               </w:rPr>
-              <w:t>O(</w:t>
-            </w:r>
-            <w:proofErr w:type="gramEnd"/>
-            <w:r>
-              <w:rPr>
-                <w:sz w:val="20"/>
-                <w:szCs w:val="20"/>
-              </w:rPr>
-              <w:t>total sale items)</w:t>
+              <w:t>O(total sale items)</w:t>
             </w:r>
           </w:p>
         </w:tc>
@@ -3883,15 +1898,7 @@
         <w:spacing w:after="100" w:line="264" w:lineRule="auto"/>
       </w:pPr>
       <w:r>
-        <w:t xml:space="preserve">Two layers of testing were used: automated unit/integration tests written with </w:t>
-      </w:r>
-      <w:proofErr w:type="spellStart"/>
-      <w:r>
-        <w:t>xUnit</w:t>
-      </w:r>
-      <w:proofErr w:type="spellEnd"/>
-      <w:r>
-        <w:t>, and manual end-to-end testing of the running console application against a real SQL Server instance.</w:t>
+        <w:t>Two layers of testing were used: automated unit/integration tests written with xUnit, and manual end-to-end testing of the running console application against a real SQL Server instance.</w:t>
       </w:r>
     </w:p>
     <w:p>
@@ -3909,15 +1916,7 @@
         <w:spacing w:after="100" w:line="264" w:lineRule="auto"/>
       </w:pPr>
       <w:r>
-        <w:t xml:space="preserve">The test project uses the Entity Framework Core </w:t>
-      </w:r>
-      <w:proofErr w:type="spellStart"/>
-      <w:r>
-        <w:t>InMemory</w:t>
-      </w:r>
-      <w:proofErr w:type="spellEnd"/>
-      <w:r>
-        <w:t xml:space="preserve"> provider so that repository-level tests do not require a live SQL Server connection, keeping the suite fast and fully repeatable. At the time of writing, 33 automated tests pass with 0 failures, covering:</w:t>
+        <w:t>The test project uses the Entity Framework Core InMemory provider so that repository-level tests do not require a live SQL Server connection, keeping the suite fast and fully repeatable. At the time of writing, 33 automated tests pass with 0 failures, covering:</w:t>
       </w:r>
     </w:p>
     <w:p>
@@ -3930,31 +1929,7 @@
         <w:spacing w:after="60"/>
       </w:pPr>
       <w:r>
-        <w:t xml:space="preserve">Custom data structures – </w:t>
-      </w:r>
-      <w:proofErr w:type="spellStart"/>
-      <w:r>
-        <w:t>DynamicArray</w:t>
-      </w:r>
-      <w:proofErr w:type="spellEnd"/>
-      <w:r>
-        <w:t xml:space="preserve"> resizing and removal, </w:t>
-      </w:r>
-      <w:proofErr w:type="spellStart"/>
-      <w:r>
-        <w:t>HashTable</w:t>
-      </w:r>
-      <w:proofErr w:type="spellEnd"/>
-      <w:r>
-        <w:t xml:space="preserve"> insert/update/remove/resize-without-data-loss, </w:t>
-      </w:r>
-      <w:proofErr w:type="spellStart"/>
-      <w:r>
-        <w:t>BinarySearchTree</w:t>
-      </w:r>
-      <w:proofErr w:type="spellEnd"/>
-      <w:r>
-        <w:t xml:space="preserve"> insert/remove/in-order traversal/prefix search.</w:t>
+        <w:t>Custom data structures – DynamicArray resizing and removal, HashTable insert/update/remove/resize-without-data-loss, BinarySearchTree insert/remove/in-order traversal/prefix search.</w:t>
       </w:r>
     </w:p>
     <w:p>
@@ -4051,15 +2026,7 @@
         <w:spacing w:after="60"/>
       </w:pPr>
       <w:r>
-        <w:t xml:space="preserve">A foreign-key violation when adding a product with an invalid Category ID or Supplier ID left the failed entity tracked by Entity Framework Core's change tracker, causing every subsequent save to fail with the same error until the failed entity was explicitly detached – fixed by catching </w:t>
-      </w:r>
-      <w:proofErr w:type="spellStart"/>
-      <w:r>
-        <w:t>DbUpdateException</w:t>
-      </w:r>
-      <w:proofErr w:type="spellEnd"/>
-      <w:r>
-        <w:t xml:space="preserve"> and detaching the entity before re-throwing a clearer error message.</w:t>
+        <w:t>A foreign-key violation when adding a product with an invalid Category ID or Supplier ID left the failed entity tracked by Entity Framework Core's change tracker, causing every subsequent save to fail with the same error until the failed entity was explicitly detached – fixed by catching DbUpdateException and detaching the entity before re-throwing a clearer error message.</w:t>
       </w:r>
     </w:p>
     <w:p>
@@ -4072,55 +2039,7 @@
         <w:spacing w:after="60"/>
       </w:pPr>
       <w:r>
-        <w:t xml:space="preserve">A type mismatch between the </w:t>
-      </w:r>
-      <w:proofErr w:type="spellStart"/>
-      <w:r>
-        <w:t>StockRecord.MovementType</w:t>
-      </w:r>
-      <w:proofErr w:type="spellEnd"/>
-      <w:r>
-        <w:t xml:space="preserve"> </w:t>
-      </w:r>
-      <w:proofErr w:type="spellStart"/>
-      <w:r>
-        <w:t>enum</w:t>
-      </w:r>
-      <w:proofErr w:type="spellEnd"/>
-      <w:r>
-        <w:t xml:space="preserve"> (stored as an integer by Entity Framework Core's default convention) and the </w:t>
-      </w:r>
-      <w:proofErr w:type="gramStart"/>
-      <w:r>
-        <w:t>NVARCHAR(</w:t>
-      </w:r>
-      <w:proofErr w:type="gramEnd"/>
-      <w:r>
-        <w:t xml:space="preserve">20) column defined in the raw SQL creation script caused a cast exception when reading existing rows back – fixed by explicitly configuring the property with </w:t>
-      </w:r>
-      <w:proofErr w:type="spellStart"/>
-      <w:r>
-        <w:t>HasConversion</w:t>
-      </w:r>
-      <w:proofErr w:type="spellEnd"/>
-      <w:r>
-        <w:t>&lt;string</w:t>
-      </w:r>
-      <w:proofErr w:type="gramStart"/>
-      <w:r>
-        <w:t>&gt;(</w:t>
-      </w:r>
-      <w:proofErr w:type="gramEnd"/>
-      <w:r>
-        <w:t xml:space="preserve">) so the </w:t>
-      </w:r>
-      <w:proofErr w:type="spellStart"/>
-      <w:r>
-        <w:t>enum</w:t>
-      </w:r>
-      <w:proofErr w:type="spellEnd"/>
-      <w:r>
-        <w:t xml:space="preserve"> is stored as its readable name (e.g. “Restock”), matching the intended schema.</w:t>
+        <w:t>A type mismatch between the StockRecord.MovementType enum (stored as an integer by Entity Framework Core's default convention) and the NVARCHAR(20) column defined in the raw SQL creation script caused a cast exception when reading existing rows back – fixed by explicitly configuring the property with HasConversion&lt;string&gt;() so the enum is stored as its readable name (e.g. “Restock”), matching the intended schema.</w:t>
       </w:r>
     </w:p>
     <w:p>
@@ -4182,29 +2101,8 @@
         </w:numPr>
         <w:spacing w:after="60"/>
       </w:pPr>
-      <w:proofErr w:type="spellStart"/>
-      <w:r>
-        <w:t>ProductRepository.FindById</w:t>
-      </w:r>
-      <w:proofErr w:type="spellEnd"/>
-      <w:r>
-        <w:t xml:space="preserve"> performs an O(n) linear scan, as no secondary index is kept by </w:t>
-      </w:r>
-      <w:proofErr w:type="spellStart"/>
-      <w:r>
-        <w:t>ProductId</w:t>
-      </w:r>
-      <w:proofErr w:type="spellEnd"/>
-      <w:r>
-        <w:t xml:space="preserve">; this is acceptable for a small shop's catalogue size but would need a dedicated </w:t>
-      </w:r>
-      <w:proofErr w:type="spellStart"/>
-      <w:r>
-        <w:t>HashTable</w:t>
-      </w:r>
-      <w:proofErr w:type="spellEnd"/>
-      <w:r>
-        <w:t>&lt;int, Product&gt; index to scale to a larger chain.</w:t>
+      <w:r>
+        <w:t>ProductRepository.FindById performs an O(n) linear scan, as no secondary index is kept by ProductId; this is acceptable for a small shop's catalogue size but would need a dedicated HashTable&lt;int, Product&gt; index to scale to a larger chain.</w:t>
       </w:r>
     </w:p>
     <w:p>
@@ -4217,31 +2115,7 @@
         <w:spacing w:after="60"/>
       </w:pPr>
       <w:r>
-        <w:t xml:space="preserve">The </w:t>
-      </w:r>
-      <w:proofErr w:type="spellStart"/>
-      <w:r>
-        <w:t>BinarySearchTree</w:t>
-      </w:r>
-      <w:proofErr w:type="spellEnd"/>
-      <w:r>
-        <w:t xml:space="preserve"> is unbalanced, so an adversarial insertion order (e.g. adding products in already-alphabetical order) degrades lookups to O(n); a self-balancing tree (AVL or </w:t>
-      </w:r>
-      <w:proofErr w:type="gramStart"/>
-      <w:r>
-        <w:t>Red-Black</w:t>
-      </w:r>
-      <w:proofErr w:type="gramEnd"/>
-      <w:r>
-        <w:t xml:space="preserve">) would guarantee </w:t>
-      </w:r>
-      <w:proofErr w:type="gramStart"/>
-      <w:r>
-        <w:t>O(</w:t>
-      </w:r>
-      <w:proofErr w:type="gramEnd"/>
-      <w:r>
-        <w:t>log n) at the cost of additional implementation complexity.</w:t>
+        <w:t>The BinarySearchTree is unbalanced, so an adversarial insertion order (e.g. adding products in already-alphabetical order) degrades lookups to O(n); a self-balancing tree (AVL or Red-Black) would guarantee O(log n) at the cost of additional implementation complexity.</w:t>
       </w:r>
     </w:p>
     <w:p>
@@ -4334,47 +2208,7 @@
         <w:spacing w:after="100" w:line="264" w:lineRule="auto"/>
       </w:pPr>
       <w:r>
-        <w:t xml:space="preserve">Implementing the </w:t>
-      </w:r>
-      <w:proofErr w:type="spellStart"/>
-      <w:r>
-        <w:t>HashTable</w:t>
-      </w:r>
-      <w:proofErr w:type="spellEnd"/>
-      <w:r>
-        <w:t xml:space="preserve">, </w:t>
-      </w:r>
-      <w:proofErr w:type="spellStart"/>
-      <w:r>
-        <w:t>BinarySearchTree</w:t>
-      </w:r>
-      <w:proofErr w:type="spellEnd"/>
-      <w:r>
-        <w:t xml:space="preserve"> and </w:t>
-      </w:r>
-      <w:proofErr w:type="spellStart"/>
-      <w:r>
-        <w:t>DynamicArray</w:t>
-      </w:r>
-      <w:proofErr w:type="spellEnd"/>
-      <w:r>
-        <w:t xml:space="preserve"> from first principles, rather than relying on .NET's built-in collections, gave a much clearer practical understanding of the average-case versus worst-case trade-offs that are normally hidden behind a library call – for example, having to reason explicitly about load factors and resizing in the </w:t>
-      </w:r>
-      <w:proofErr w:type="spellStart"/>
-      <w:r>
-        <w:t>HashTable</w:t>
-      </w:r>
-      <w:proofErr w:type="spellEnd"/>
-      <w:r>
-        <w:t xml:space="preserve">, or about degenerate insertion orders in the </w:t>
-      </w:r>
-      <w:proofErr w:type="spellStart"/>
-      <w:r>
-        <w:t>BinarySearchTree</w:t>
-      </w:r>
-      <w:proofErr w:type="spellEnd"/>
-      <w:r>
-        <w:t>. Integrating these custom in-memory structures with an Entity Framework Core/SQL Server persistence layer also proved to be a useful exercise in keeping two layers of state consistent: both defects found during manual testing (Section 4.2) arose specifically at the boundary between the custom in-memory model and the relational schema, reinforcing how important it is to test that boundary explicitly rather than assuming an ORM will smooth over every mismatch automatically.</w:t>
+        <w:t>Implementing the HashTable, BinarySearchTree and DynamicArray from first principles, rather than relying on .NET's built-in collections, gave a much clearer practical understanding of the average-case versus worst-case trade-offs that are normally hidden behind a library call – for example, having to reason explicitly about load factors and resizing in the HashTable, or about degenerate insertion orders in the BinarySearchTree. Integrating these custom in-memory structures with an Entity Framework Core/SQL Server persistence layer also proved to be a useful exercise in keeping two layers of state consistent: both defects found during manual testing (Section 4.2) arose specifically at the boundary between the custom in-memory model and the relational schema, reinforcing how important it is to test that boundary explicitly rather than assuming an ORM will smooth over every mismatch automatically.</w:t>
       </w:r>
     </w:p>
     <w:p>
